--- a/docs/modeles_civicrm_vierges/035-ARRIVEE-info_deces_sans_restitution.docx
+++ b/docs/modeles_civicrm_vierges/035-ARRIVEE-info_deces_sans_restitution.docx
@@ -155,25 +155,7 @@
                 <w:sz w:val="16"/>
                 <w:szCs w:val="16"/>
               </w:rPr>
-              <w:t>{</w:t>
-            </w:r>
-            <w:proofErr w:type="gramStart"/>
-            <w:r>
-              <w:rPr>
-                <w:rFonts w:ascii="Arial" w:hAnsi="Arial" w:cs="Arial"/>
-                <w:sz w:val="16"/>
-                <w:szCs w:val="16"/>
-              </w:rPr>
-              <w:t>domain.supplemental</w:t>
-            </w:r>
-            <w:proofErr w:type="gramEnd"/>
-            <w:r>
-              <w:rPr>
-                <w:rFonts w:ascii="Arial" w:hAnsi="Arial" w:cs="Arial"/>
-                <w:sz w:val="16"/>
-                <w:szCs w:val="16"/>
-              </w:rPr>
-              <w:t>_address_2}</w:t>
+              <w:t>{domain.supplemental_address_2}</w:t>
             </w:r>
           </w:p>
           <w:p>
@@ -194,25 +176,7 @@
                 <w:sz w:val="16"/>
                 <w:szCs w:val="16"/>
               </w:rPr>
-              <w:t>{</w:t>
-            </w:r>
-            <w:proofErr w:type="gramStart"/>
-            <w:r>
-              <w:rPr>
-                <w:rFonts w:ascii="Arial" w:hAnsi="Arial" w:cs="Arial"/>
-                <w:sz w:val="16"/>
-                <w:szCs w:val="16"/>
-              </w:rPr>
-              <w:t>domain.supplemental</w:t>
-            </w:r>
-            <w:proofErr w:type="gramEnd"/>
-            <w:r>
-              <w:rPr>
-                <w:rFonts w:ascii="Arial" w:hAnsi="Arial" w:cs="Arial"/>
-                <w:sz w:val="16"/>
-                <w:szCs w:val="16"/>
-              </w:rPr>
-              <w:t>_address_</w:t>
+              <w:t>{domain.supplemental_address_</w:t>
             </w:r>
             <w:r>
               <w:rPr>
@@ -298,7 +262,6 @@
               <w:t>{</w:t>
             </w:r>
             <w:proofErr w:type="spellStart"/>
-            <w:proofErr w:type="gramStart"/>
             <w:r>
               <w:rPr>
                 <w:rFonts w:ascii="Arial" w:hAnsi="Arial" w:cs="Arial"/>
@@ -309,7 +272,6 @@
               <w:t>domain.city</w:t>
             </w:r>
             <w:proofErr w:type="spellEnd"/>
-            <w:proofErr w:type="gramEnd"/>
             <w:r>
               <w:rPr>
                 <w:rFonts w:ascii="Arial" w:hAnsi="Arial" w:cs="Arial"/>
@@ -381,18 +343,8 @@
                 <w:sz w:val="52"/>
                 <w:szCs w:val="52"/>
               </w:rPr>
-              <w:t>*{</w:t>
+              <w:t>*{contact.id}*</w:t>
             </w:r>
-            <w:proofErr w:type="gramStart"/>
-            <w:r>
-              <w:rPr>
-                <w:rFonts w:ascii="Libre Barcode 39" w:hAnsi="Libre Barcode 39"/>
-                <w:sz w:val="52"/>
-                <w:szCs w:val="52"/>
-              </w:rPr>
-              <w:t>contact.id}*</w:t>
-            </w:r>
-            <w:proofErr w:type="gramEnd"/>
           </w:p>
           <w:p>
             <w:pPr>
@@ -407,348 +359,172 @@
           <w:tcPr>
             <w:tcW w:w="5302" w:type="dxa"/>
           </w:tcPr>
-          <w:p>
-            <w:pPr>
-              <w:pStyle w:val="Contenudetableau"/>
-              <w:ind w:left="283"/>
-              <w:rPr>
-                <w:rFonts w:ascii="Arial" w:hAnsi="Arial" w:cs="Arial"/>
-                <w:sz w:val="18"/>
-                <w:szCs w:val="18"/>
-                <w:lang w:val="en-US"/>
-              </w:rPr>
-            </w:pPr>
-            <w:r>
-              <w:rPr>
-                <w:rFonts w:ascii="Arial" w:hAnsi="Arial" w:cs="Arial"/>
-                <w:sz w:val="18"/>
-                <w:szCs w:val="18"/>
-                <w:lang w:val="en-US"/>
-              </w:rPr>
-              <w:t>{Tokens_PAQPF_Champs_de_fusion_</w:t>
-            </w:r>
-            <w:proofErr w:type="gramStart"/>
-            <w:r>
-              <w:rPr>
-                <w:rFonts w:ascii="Arial" w:hAnsi="Arial" w:cs="Arial"/>
-                <w:sz w:val="18"/>
-                <w:szCs w:val="18"/>
-                <w:lang w:val="en-US"/>
-              </w:rPr>
-              <w:t>1.Contact</w:t>
-            </w:r>
-            <w:proofErr w:type="gramEnd"/>
-            <w:r>
-              <w:rPr>
-                <w:rFonts w:ascii="Arial" w:hAnsi="Arial" w:cs="Arial"/>
-                <w:sz w:val="18"/>
-                <w:szCs w:val="18"/>
-                <w:lang w:val="en-US"/>
-              </w:rPr>
-              <w:t>_RelationshipCache_Contact_</w:t>
-            </w:r>
-            <w:proofErr w:type="gramStart"/>
-            <w:r>
-              <w:rPr>
-                <w:rFonts w:ascii="Arial" w:hAnsi="Arial" w:cs="Arial"/>
-                <w:sz w:val="18"/>
-                <w:szCs w:val="18"/>
-                <w:lang w:val="en-US"/>
-              </w:rPr>
-              <w:t>01.postal</w:t>
-            </w:r>
-            <w:proofErr w:type="gramEnd"/>
-            <w:r>
-              <w:rPr>
-                <w:rFonts w:ascii="Arial" w:hAnsi="Arial" w:cs="Arial"/>
-                <w:sz w:val="18"/>
-                <w:szCs w:val="18"/>
-                <w:lang w:val="en-US"/>
-              </w:rPr>
-              <w:t>_greeting_display} {Tokens_PAQPF_Champs_de_fusion_</w:t>
-            </w:r>
-            <w:proofErr w:type="gramStart"/>
-            <w:r>
-              <w:rPr>
-                <w:rFonts w:ascii="Arial" w:hAnsi="Arial" w:cs="Arial"/>
-                <w:sz w:val="18"/>
-                <w:szCs w:val="18"/>
-                <w:lang w:val="en-US"/>
-              </w:rPr>
-              <w:t>1.CONCAT</w:t>
-            </w:r>
-            <w:proofErr w:type="gramEnd"/>
-            <w:r>
-              <w:rPr>
-                <w:rFonts w:ascii="Arial" w:hAnsi="Arial" w:cs="Arial"/>
-                <w:sz w:val="18"/>
-                <w:szCs w:val="18"/>
-                <w:lang w:val="en-US"/>
-              </w:rPr>
-              <w:t>_WS_Contact_RelationshipCache_Contact_01_last_name_Contact_RelationshipCache_Contact_01_nick_name}</w:t>
-            </w:r>
-          </w:p>
-          <w:p>
-            <w:pPr>
-              <w:pStyle w:val="Contenudetableau"/>
-              <w:ind w:left="283"/>
-              <w:rPr>
-                <w:rFonts w:ascii="Arial" w:hAnsi="Arial" w:cs="Arial"/>
-                <w:sz w:val="18"/>
-                <w:szCs w:val="18"/>
-                <w:lang w:val="en-US"/>
-              </w:rPr>
-            </w:pPr>
-            <w:r>
-              <w:rPr>
-                <w:rFonts w:ascii="Arial" w:hAnsi="Arial" w:cs="Arial"/>
-                <w:sz w:val="18"/>
-                <w:szCs w:val="18"/>
-                <w:lang w:val="en-US"/>
-              </w:rPr>
-              <w:t>{Tokens_PAQPF_Champs_de_fusion_1.Contact_RelationshipCache_Contact_01.address_primary.street_address}</w:t>
-            </w:r>
-          </w:p>
-          <w:p>
-            <w:pPr>
-              <w:pStyle w:val="Contenudetableau"/>
-              <w:ind w:left="283"/>
-              <w:rPr>
-                <w:rFonts w:ascii="Arial" w:hAnsi="Arial" w:cs="Arial"/>
-                <w:sz w:val="18"/>
-                <w:szCs w:val="18"/>
-                <w:lang w:val="en-US"/>
-              </w:rPr>
-            </w:pPr>
-            <w:r>
-              <w:rPr>
-                <w:rFonts w:ascii="Arial" w:hAnsi="Arial" w:cs="Arial"/>
-                <w:sz w:val="18"/>
-                <w:szCs w:val="18"/>
-                <w:lang w:val="en-US"/>
-              </w:rPr>
-              <w:t>{Tokens_PAQPF_Champs_de_fusion_</w:t>
-            </w:r>
-            <w:proofErr w:type="gramStart"/>
-            <w:r>
-              <w:rPr>
-                <w:rFonts w:ascii="Arial" w:hAnsi="Arial" w:cs="Arial"/>
-                <w:sz w:val="18"/>
-                <w:szCs w:val="18"/>
-                <w:lang w:val="en-US"/>
-              </w:rPr>
-              <w:t>1.Contact</w:t>
-            </w:r>
-            <w:proofErr w:type="gramEnd"/>
-            <w:r>
-              <w:rPr>
-                <w:rFonts w:ascii="Arial" w:hAnsi="Arial" w:cs="Arial"/>
-                <w:sz w:val="18"/>
-                <w:szCs w:val="18"/>
-                <w:lang w:val="en-US"/>
-              </w:rPr>
-              <w:t>_RelationshipCache_Contact_</w:t>
-            </w:r>
-            <w:proofErr w:type="gramStart"/>
-            <w:r>
-              <w:rPr>
-                <w:rFonts w:ascii="Arial" w:hAnsi="Arial" w:cs="Arial"/>
-                <w:sz w:val="18"/>
-                <w:szCs w:val="18"/>
-                <w:lang w:val="en-US"/>
-              </w:rPr>
-              <w:t>01.address</w:t>
-            </w:r>
-            <w:proofErr w:type="gramEnd"/>
-            <w:r>
-              <w:rPr>
-                <w:rFonts w:ascii="Arial" w:hAnsi="Arial" w:cs="Arial"/>
-                <w:sz w:val="18"/>
-                <w:szCs w:val="18"/>
-                <w:lang w:val="en-US"/>
-              </w:rPr>
-              <w:t>_</w:t>
-            </w:r>
-            <w:proofErr w:type="gramStart"/>
-            <w:r>
-              <w:rPr>
-                <w:rFonts w:ascii="Arial" w:hAnsi="Arial" w:cs="Arial"/>
-                <w:sz w:val="18"/>
-                <w:szCs w:val="18"/>
-                <w:lang w:val="en-US"/>
-              </w:rPr>
-              <w:t>primary.supplemental</w:t>
-            </w:r>
-            <w:proofErr w:type="gramEnd"/>
-            <w:r>
-              <w:rPr>
-                <w:rFonts w:ascii="Arial" w:hAnsi="Arial" w:cs="Arial"/>
-                <w:sz w:val="18"/>
-                <w:szCs w:val="18"/>
-                <w:lang w:val="en-US"/>
-              </w:rPr>
-              <w:t>_address_1}</w:t>
-            </w:r>
-          </w:p>
-          <w:p>
-            <w:pPr>
-              <w:pStyle w:val="Contenudetableau"/>
-              <w:ind w:left="283"/>
-              <w:rPr>
-                <w:rFonts w:ascii="Arial" w:hAnsi="Arial" w:cs="Arial"/>
-                <w:sz w:val="18"/>
-                <w:szCs w:val="18"/>
-                <w:lang w:val="en-US"/>
-              </w:rPr>
-            </w:pPr>
-            <w:r>
-              <w:rPr>
-                <w:rFonts w:ascii="Arial" w:hAnsi="Arial" w:cs="Arial"/>
-                <w:sz w:val="18"/>
-                <w:szCs w:val="18"/>
-                <w:lang w:val="en-US"/>
-              </w:rPr>
-              <w:t>{Tokens_PAQPF_Champs_de_fusion_</w:t>
-            </w:r>
-            <w:proofErr w:type="gramStart"/>
-            <w:r>
-              <w:rPr>
-                <w:rFonts w:ascii="Arial" w:hAnsi="Arial" w:cs="Arial"/>
-                <w:sz w:val="18"/>
-                <w:szCs w:val="18"/>
-                <w:lang w:val="en-US"/>
-              </w:rPr>
-              <w:t>1.Contact</w:t>
-            </w:r>
-            <w:proofErr w:type="gramEnd"/>
-            <w:r>
-              <w:rPr>
-                <w:rFonts w:ascii="Arial" w:hAnsi="Arial" w:cs="Arial"/>
-                <w:sz w:val="18"/>
-                <w:szCs w:val="18"/>
-                <w:lang w:val="en-US"/>
-              </w:rPr>
-              <w:t>_RelationshipCache_Contact_</w:t>
-            </w:r>
-            <w:proofErr w:type="gramStart"/>
-            <w:r>
-              <w:rPr>
-                <w:rFonts w:ascii="Arial" w:hAnsi="Arial" w:cs="Arial"/>
-                <w:sz w:val="18"/>
-                <w:szCs w:val="18"/>
-                <w:lang w:val="en-US"/>
-              </w:rPr>
-              <w:t>01.address</w:t>
-            </w:r>
-            <w:proofErr w:type="gramEnd"/>
-            <w:r>
-              <w:rPr>
-                <w:rFonts w:ascii="Arial" w:hAnsi="Arial" w:cs="Arial"/>
-                <w:sz w:val="18"/>
-                <w:szCs w:val="18"/>
-                <w:lang w:val="en-US"/>
-              </w:rPr>
-              <w:t>_</w:t>
-            </w:r>
-            <w:proofErr w:type="gramStart"/>
-            <w:r>
-              <w:rPr>
-                <w:rFonts w:ascii="Arial" w:hAnsi="Arial" w:cs="Arial"/>
-                <w:sz w:val="18"/>
-                <w:szCs w:val="18"/>
-                <w:lang w:val="en-US"/>
-              </w:rPr>
-              <w:t>primary.postal</w:t>
-            </w:r>
-            <w:proofErr w:type="gramEnd"/>
-            <w:r>
-              <w:rPr>
-                <w:rFonts w:ascii="Arial" w:hAnsi="Arial" w:cs="Arial"/>
-                <w:sz w:val="18"/>
-                <w:szCs w:val="18"/>
-                <w:lang w:val="en-US"/>
-              </w:rPr>
-              <w:t>_code}</w:t>
-            </w:r>
-            <w:r>
-              <w:rPr>
-                <w:rFonts w:ascii="Arial" w:hAnsi="Arial" w:cs="Arial"/>
-                <w:sz w:val="18"/>
-                <w:szCs w:val="18"/>
-                <w:lang w:val="en-US"/>
-              </w:rPr>
-              <w:t xml:space="preserve"> </w:t>
-            </w:r>
-            <w:r>
-              <w:rPr>
-                <w:rFonts w:ascii="Arial" w:hAnsi="Arial" w:cs="Arial"/>
-                <w:sz w:val="18"/>
-                <w:szCs w:val="18"/>
-                <w:lang w:val="en-US"/>
-              </w:rPr>
-              <w:t>{Tokens_PAQPF_Champs_de_fusion_</w:t>
-            </w:r>
-            <w:proofErr w:type="gramStart"/>
-            <w:r>
-              <w:rPr>
-                <w:rFonts w:ascii="Arial" w:hAnsi="Arial" w:cs="Arial"/>
-                <w:sz w:val="18"/>
-                <w:szCs w:val="18"/>
-                <w:lang w:val="en-US"/>
-              </w:rPr>
-              <w:t>1.Contact</w:t>
-            </w:r>
-            <w:proofErr w:type="gramEnd"/>
-            <w:r>
-              <w:rPr>
-                <w:rFonts w:ascii="Arial" w:hAnsi="Arial" w:cs="Arial"/>
-                <w:sz w:val="18"/>
-                <w:szCs w:val="18"/>
-                <w:lang w:val="en-US"/>
-              </w:rPr>
-              <w:t>_RelationshipCache_Contact_</w:t>
-            </w:r>
-            <w:proofErr w:type="gramStart"/>
-            <w:r>
-              <w:rPr>
-                <w:rFonts w:ascii="Arial" w:hAnsi="Arial" w:cs="Arial"/>
-                <w:sz w:val="18"/>
-                <w:szCs w:val="18"/>
-                <w:lang w:val="en-US"/>
-              </w:rPr>
-              <w:t>01.address</w:t>
-            </w:r>
-            <w:proofErr w:type="gramEnd"/>
-            <w:r>
-              <w:rPr>
-                <w:rFonts w:ascii="Arial" w:hAnsi="Arial" w:cs="Arial"/>
-                <w:sz w:val="18"/>
-                <w:szCs w:val="18"/>
-                <w:lang w:val="en-US"/>
-              </w:rPr>
-              <w:t>_</w:t>
-            </w:r>
-            <w:proofErr w:type="gramStart"/>
-            <w:r>
-              <w:rPr>
-                <w:rFonts w:ascii="Arial" w:hAnsi="Arial" w:cs="Arial"/>
-                <w:sz w:val="18"/>
-                <w:szCs w:val="18"/>
-                <w:lang w:val="en-US"/>
-              </w:rPr>
-              <w:t>primary.city</w:t>
-            </w:r>
-            <w:proofErr w:type="gramEnd"/>
-            <w:r>
-              <w:rPr>
-                <w:rFonts w:ascii="Arial" w:hAnsi="Arial" w:cs="Arial"/>
-                <w:sz w:val="18"/>
-                <w:szCs w:val="18"/>
-                <w:lang w:val="en-US"/>
-              </w:rPr>
-              <w:t>}</w:t>
-            </w:r>
-          </w:p>
+          <w:tbl>
+            <w:tblPr>
+              <w:tblpPr w:leftFromText="141" w:rightFromText="141" w:vertAnchor="text" w:tblpY="87"/>
+              <w:tblW w:w="5108" w:type="pct"/>
+              <w:tblLayout w:type="fixed"/>
+              <w:tblCellMar>
+                <w:left w:w="0" w:type="dxa"/>
+                <w:right w:w="0" w:type="dxa"/>
+              </w:tblCellMar>
+              <w:tblLook w:val="04A0" w:firstRow="1" w:lastRow="0" w:firstColumn="1" w:lastColumn="0" w:noHBand="0" w:noVBand="1"/>
+            </w:tblPr>
+            <w:tblGrid>
+              <w:gridCol w:w="5417"/>
+            </w:tblGrid>
+            <w:tr>
+              <w:tc>
+                <w:tcPr>
+                  <w:tcW w:w="5302" w:type="dxa"/>
+                </w:tcPr>
+                <w:p>
+                  <w:pPr>
+                    <w:pStyle w:val="Contenudetableau"/>
+                    <w:ind w:left="283"/>
+                    <w:rPr>
+                      <w:rFonts w:ascii="Arial" w:hAnsi="Arial" w:cs="Arial"/>
+                      <w:sz w:val="18"/>
+                      <w:szCs w:val="18"/>
+                      <w:lang w:val="en-US"/>
+                    </w:rPr>
+                  </w:pPr>
+                  <w:r>
+                    <w:rPr>
+                      <w:rFonts w:ascii="Arial" w:hAnsi="Arial" w:cs="Arial"/>
+                      <w:sz w:val="18"/>
+                      <w:szCs w:val="18"/>
+                      <w:lang w:val="en-US"/>
+                    </w:rPr>
+                    <w:t xml:space="preserve">{Tokens_PAQPF_Champs_de_fusion_1.Contact_RelationshipCache_Contact_01.postal_greeting_display} </w:t>
+                  </w:r>
+                  <w:r>
+                    <w:t xml:space="preserve"> </w:t>
+                  </w:r>
+                  <w:r>
+                    <w:rPr>
+                      <w:rFonts w:ascii="Arial" w:hAnsi="Arial" w:cs="Arial"/>
+                      <w:sz w:val="18"/>
+                      <w:szCs w:val="18"/>
+                      <w:lang w:val="en-US"/>
+                    </w:rPr>
+                    <w:t>{Tokens_PAQPF_Champs_de_fusion_1.Contact_RelationshipCache_Contact_01.first_name}</w:t>
+                  </w:r>
+                  <w:r>
+                    <w:rPr>
+                      <w:rFonts w:ascii="Arial" w:hAnsi="Arial" w:cs="Arial"/>
+                      <w:sz w:val="18"/>
+                      <w:szCs w:val="18"/>
+                      <w:lang w:val="en-US"/>
+                    </w:rPr>
+                    <w:t xml:space="preserve"> </w:t>
+                  </w:r>
+                  <w:r>
+                    <w:rPr>
+                      <w:rFonts w:ascii="Arial" w:hAnsi="Arial" w:cs="Arial"/>
+                      <w:sz w:val="18"/>
+                      <w:szCs w:val="18"/>
+                      <w:lang w:val="en-US"/>
+                    </w:rPr>
+                    <w:t>{Tokens_PAQPF_Champs_de_fusion_1.CONCAT_WS_Contact_RelationshipCache_Contact_01_last_name_Contact_RelationshipCache_Contact_01_nick_name}</w:t>
+                  </w:r>
+                </w:p>
+                <w:p>
+                  <w:pPr>
+                    <w:pStyle w:val="Contenudetableau"/>
+                    <w:ind w:left="283"/>
+                    <w:rPr>
+                      <w:rFonts w:ascii="Arial" w:hAnsi="Arial" w:cs="Arial"/>
+                      <w:sz w:val="18"/>
+                      <w:szCs w:val="18"/>
+                      <w:lang w:val="en-US"/>
+                    </w:rPr>
+                  </w:pPr>
+                  <w:r>
+                    <w:rPr>
+                      <w:rFonts w:ascii="Arial" w:hAnsi="Arial" w:cs="Arial"/>
+                      <w:sz w:val="18"/>
+                      <w:szCs w:val="18"/>
+                      <w:lang w:val="en-US"/>
+                    </w:rPr>
+                    <w:t>{Tokens_PAQPF_Champs_de_fusion_1.Contact_RelationshipCache_Contact_01.address_primary.street_address}</w:t>
+                  </w:r>
+                </w:p>
+                <w:p>
+                  <w:pPr>
+                    <w:pStyle w:val="Contenudetableau"/>
+                    <w:ind w:left="283"/>
+                    <w:rPr>
+                      <w:rFonts w:ascii="Arial" w:hAnsi="Arial" w:cs="Arial"/>
+                      <w:sz w:val="18"/>
+                      <w:szCs w:val="18"/>
+                      <w:lang w:val="en-US"/>
+                    </w:rPr>
+                  </w:pPr>
+                  <w:r>
+                    <w:rPr>
+                      <w:rFonts w:ascii="Arial" w:hAnsi="Arial" w:cs="Arial"/>
+                      <w:sz w:val="18"/>
+                      <w:szCs w:val="18"/>
+                      <w:lang w:val="en-US"/>
+                    </w:rPr>
+                    <w:t>{Tokens_PAQPF_Champs_de_fusion_1.Contact_RelationshipCache_Contact_01.address_primary.supplemental_address_1}</w:t>
+                  </w:r>
+                </w:p>
+                <w:p>
+                  <w:pPr>
+                    <w:pStyle w:val="Contenudetableau"/>
+                    <w:ind w:left="283"/>
+                    <w:rPr>
+                      <w:rFonts w:ascii="Arial" w:hAnsi="Arial" w:cs="Arial"/>
+                      <w:sz w:val="18"/>
+                      <w:szCs w:val="18"/>
+                      <w:lang w:val="en-US"/>
+                    </w:rPr>
+                  </w:pPr>
+                  <w:r>
+                    <w:rPr>
+                      <w:rFonts w:ascii="Arial" w:hAnsi="Arial" w:cs="Arial"/>
+                      <w:sz w:val="18"/>
+                      <w:szCs w:val="18"/>
+                      <w:lang w:val="en-US"/>
+                    </w:rPr>
+                    <w:t>{Tokens_PAQPF_Champs_de_fusion_1.Contact_RelationshipCache_Contact_01.address_primary.postal_code}</w:t>
+                  </w:r>
+                  <w:r>
+                    <w:rPr>
+                      <w:rFonts w:ascii="Arial" w:hAnsi="Arial" w:cs="Arial"/>
+                      <w:sz w:val="18"/>
+                      <w:szCs w:val="18"/>
+                      <w:lang w:val="en-US"/>
+                    </w:rPr>
+                    <w:t xml:space="preserve"> </w:t>
+                  </w:r>
+                  <w:r>
+                    <w:rPr>
+                      <w:rFonts w:ascii="Arial" w:hAnsi="Arial" w:cs="Arial"/>
+                      <w:sz w:val="18"/>
+                      <w:szCs w:val="18"/>
+                      <w:lang w:val="en-US"/>
+                    </w:rPr>
+                    <w:t>{Tokens_PAQPF_Champs_de_fusion_1.Contact_RelationshipCache_Contact_01.address_primary.city}</w:t>
+                  </w:r>
+                </w:p>
+                <w:p>
+                  <w:pPr>
+                    <w:pStyle w:val="Contenudetableau"/>
+                    <w:ind w:left="283"/>
+                    <w:rPr>
+                      <w:rFonts w:ascii="Arial" w:hAnsi="Arial" w:cs="Arial"/>
+                      <w:sz w:val="18"/>
+                      <w:szCs w:val="18"/>
+                      <w:lang w:val="en-US"/>
+                    </w:rPr>
+                  </w:pPr>
+                </w:p>
+              </w:tc>
+            </w:tr>
+          </w:tbl>
           <w:p>
             <w:pPr>
               <w:pStyle w:val="Contenudetableau"/>
@@ -802,43 +578,7 @@
           <w:sz w:val="20"/>
           <w:szCs w:val="20"/>
         </w:rPr>
-        <w:t>{Tokens_PAQPF_Champs_de_fusion_</w:t>
-      </w:r>
-      <w:proofErr w:type="gramStart"/>
-      <w:r>
-        <w:rPr>
-          <w:rFonts w:ascii="Arial" w:hAnsi="Arial" w:cs="Arial"/>
-          <w:sz w:val="20"/>
-          <w:szCs w:val="20"/>
-        </w:rPr>
-        <w:t>1.Contact</w:t>
-      </w:r>
-      <w:proofErr w:type="gramEnd"/>
-      <w:r>
-        <w:rPr>
-          <w:rFonts w:ascii="Arial" w:hAnsi="Arial" w:cs="Arial"/>
-          <w:sz w:val="20"/>
-          <w:szCs w:val="20"/>
-        </w:rPr>
-        <w:t>_RelationshipCache_Contact_</w:t>
-      </w:r>
-      <w:proofErr w:type="gramStart"/>
-      <w:r>
-        <w:rPr>
-          <w:rFonts w:ascii="Arial" w:hAnsi="Arial" w:cs="Arial"/>
-          <w:sz w:val="20"/>
-          <w:szCs w:val="20"/>
-        </w:rPr>
-        <w:t>01.postal</w:t>
-      </w:r>
-      <w:proofErr w:type="gramEnd"/>
-      <w:r>
-        <w:rPr>
-          <w:rFonts w:ascii="Arial" w:hAnsi="Arial" w:cs="Arial"/>
-          <w:sz w:val="20"/>
-          <w:szCs w:val="20"/>
-        </w:rPr>
-        <w:t>_greeting_display}</w:t>
+        <w:t>{Tokens_PAQPF_Champs_de_fusion_1.Contact_RelationshipCache_Contact_01.postal_greeting_display}</w:t>
       </w:r>
       <w:r>
         <w:rPr>
@@ -882,37 +622,9 @@
           <w:sz w:val="20"/>
           <w:szCs w:val="20"/>
         </w:rPr>
-        <w:t>Tokens_for_contact_Champs_de_</w:t>
-      </w:r>
-      <w:proofErr w:type="gramStart"/>
-      <w:r>
-        <w:rPr>
-          <w:rFonts w:ascii="Arial" w:hAnsi="Arial" w:cs="Arial"/>
-          <w:sz w:val="20"/>
-          <w:szCs w:val="20"/>
-        </w:rPr>
-        <w:t>fu.postal</w:t>
-      </w:r>
-      <w:proofErr w:type="gramEnd"/>
-      <w:r>
-        <w:rPr>
-          <w:rFonts w:ascii="Arial" w:hAnsi="Arial" w:cs="Arial"/>
-          <w:sz w:val="20"/>
-          <w:szCs w:val="20"/>
-        </w:rPr>
-        <w:t>_greeting_</w:t>
-      </w:r>
-      <w:proofErr w:type="gramStart"/>
-      <w:r>
-        <w:rPr>
-          <w:rFonts w:ascii="Arial" w:hAnsi="Arial" w:cs="Arial"/>
-          <w:sz w:val="20"/>
-          <w:szCs w:val="20"/>
-        </w:rPr>
-        <w:t>id:label</w:t>
+        <w:t>Tokens_for_contact_Champs_de_fu.postal_greeting_id:label</w:t>
       </w:r>
       <w:proofErr w:type="spellEnd"/>
-      <w:proofErr w:type="gramEnd"/>
       <w:r>
         <w:rPr>
           <w:rFonts w:ascii="Arial" w:hAnsi="Arial" w:cs="Arial"/>
@@ -938,23 +650,13 @@
         <w:t>{</w:t>
       </w:r>
       <w:proofErr w:type="spellStart"/>
-      <w:proofErr w:type="gramStart"/>
-      <w:r>
-        <w:rPr>
-          <w:rFonts w:ascii="Arial" w:hAnsi="Arial" w:cs="Arial"/>
-          <w:sz w:val="20"/>
-          <w:szCs w:val="20"/>
-        </w:rPr>
-        <w:t>contact.first</w:t>
-      </w:r>
-      <w:proofErr w:type="gramEnd"/>
-      <w:r>
-        <w:rPr>
-          <w:rFonts w:ascii="Arial" w:hAnsi="Arial" w:cs="Arial"/>
-          <w:sz w:val="20"/>
-          <w:szCs w:val="20"/>
-        </w:rPr>
-        <w:t>_name</w:t>
+      <w:r>
+        <w:rPr>
+          <w:rFonts w:ascii="Arial" w:hAnsi="Arial" w:cs="Arial"/>
+          <w:sz w:val="20"/>
+          <w:szCs w:val="20"/>
+        </w:rPr>
+        <w:t>contact.first_name</w:t>
       </w:r>
       <w:proofErr w:type="spellEnd"/>
       <w:r>
@@ -972,25 +674,7 @@
           <w:sz w:val="20"/>
           <w:szCs w:val="20"/>
         </w:rPr>
-        <w:t>Tokens_for_contact_Champs_de_</w:t>
-      </w:r>
-      <w:proofErr w:type="gramStart"/>
-      <w:r>
-        <w:rPr>
-          <w:rFonts w:ascii="Arial" w:hAnsi="Arial" w:cs="Arial"/>
-          <w:sz w:val="20"/>
-          <w:szCs w:val="20"/>
-        </w:rPr>
-        <w:t>fu.CONCAT</w:t>
-      </w:r>
-      <w:proofErr w:type="gramEnd"/>
-      <w:r>
-        <w:rPr>
-          <w:rFonts w:ascii="Arial" w:hAnsi="Arial" w:cs="Arial"/>
-          <w:sz w:val="20"/>
-          <w:szCs w:val="20"/>
-        </w:rPr>
-        <w:t>_WS_last_name_nick_name</w:t>
+        <w:t>Tokens_for_contact_Champs_de_fu.CONCAT_WS_last_name_nick_name</w:t>
       </w:r>
       <w:proofErr w:type="spellEnd"/>
       <w:r>
@@ -1010,23 +694,13 @@
         <w:t>survenu le {</w:t>
       </w:r>
       <w:proofErr w:type="spellStart"/>
-      <w:proofErr w:type="gramStart"/>
-      <w:r>
-        <w:rPr>
-          <w:rFonts w:ascii="Arial" w:hAnsi="Arial" w:cs="Arial"/>
-          <w:sz w:val="20"/>
-          <w:szCs w:val="20"/>
-        </w:rPr>
-        <w:t>contact.deceased</w:t>
-      </w:r>
-      <w:proofErr w:type="gramEnd"/>
-      <w:r>
-        <w:rPr>
-          <w:rFonts w:ascii="Arial" w:hAnsi="Arial" w:cs="Arial"/>
-          <w:sz w:val="20"/>
-          <w:szCs w:val="20"/>
-        </w:rPr>
-        <w:t>_date</w:t>
+      <w:r>
+        <w:rPr>
+          <w:rFonts w:ascii="Arial" w:hAnsi="Arial" w:cs="Arial"/>
+          <w:sz w:val="20"/>
+          <w:szCs w:val="20"/>
+        </w:rPr>
+        <w:t>contact.deceased_date</w:t>
       </w:r>
       <w:proofErr w:type="spellEnd"/>
       <w:r>
@@ -1087,37 +761,9 @@
           <w:sz w:val="20"/>
           <w:szCs w:val="20"/>
         </w:rPr>
-        <w:t>Tokens_for_contact_Champs_de_</w:t>
-      </w:r>
-      <w:proofErr w:type="gramStart"/>
-      <w:r>
-        <w:rPr>
-          <w:rFonts w:ascii="Arial" w:hAnsi="Arial" w:cs="Arial"/>
-          <w:sz w:val="20"/>
-          <w:szCs w:val="20"/>
-        </w:rPr>
-        <w:t>fu.postal</w:t>
-      </w:r>
-      <w:proofErr w:type="gramEnd"/>
-      <w:r>
-        <w:rPr>
-          <w:rFonts w:ascii="Arial" w:hAnsi="Arial" w:cs="Arial"/>
-          <w:sz w:val="20"/>
-          <w:szCs w:val="20"/>
-        </w:rPr>
-        <w:t>_greeting_</w:t>
-      </w:r>
-      <w:proofErr w:type="gramStart"/>
-      <w:r>
-        <w:rPr>
-          <w:rFonts w:ascii="Arial" w:hAnsi="Arial" w:cs="Arial"/>
-          <w:sz w:val="20"/>
-          <w:szCs w:val="20"/>
-        </w:rPr>
-        <w:t>id:label</w:t>
+        <w:t>Tokens_for_contact_Champs_de_fu.postal_greeting_id:label</w:t>
       </w:r>
       <w:proofErr w:type="spellEnd"/>
-      <w:proofErr w:type="gramEnd"/>
       <w:r>
         <w:rPr>
           <w:rFonts w:ascii="Arial" w:hAnsi="Arial" w:cs="Arial"/>
@@ -1149,25 +795,7 @@
           <w:sz w:val="20"/>
           <w:szCs w:val="20"/>
         </w:rPr>
-        <w:t>Tokens_for_contact_Champs_de_</w:t>
-      </w:r>
-      <w:proofErr w:type="gramStart"/>
-      <w:r>
-        <w:rPr>
-          <w:rFonts w:ascii="Arial" w:hAnsi="Arial" w:cs="Arial"/>
-          <w:sz w:val="20"/>
-          <w:szCs w:val="20"/>
-        </w:rPr>
-        <w:t>fu.CONCAT</w:t>
-      </w:r>
-      <w:proofErr w:type="gramEnd"/>
-      <w:r>
-        <w:rPr>
-          <w:rFonts w:ascii="Arial" w:hAnsi="Arial" w:cs="Arial"/>
-          <w:sz w:val="20"/>
-          <w:szCs w:val="20"/>
-        </w:rPr>
-        <w:t>_WS_last_name_nick_name</w:t>
+        <w:t>Tokens_for_contact_Champs_de_fu.CONCAT_WS_last_name_nick_name</w:t>
       </w:r>
       <w:proofErr w:type="spellEnd"/>
       <w:r>
@@ -1255,9 +883,9 @@
           <w:szCs w:val="20"/>
           <w:lang w:eastAsia="fr-FR"/>
         </w:rPr>
-        <w:t>Tokens_for_contact_Champs_de_</w:t>
-      </w:r>
-      <w:proofErr w:type="gramStart"/>
+        <w:t>Tokens_for_contact_Champs_de_fu.postal_greeting_id:label</w:t>
+      </w:r>
+      <w:proofErr w:type="spellEnd"/>
       <w:r>
         <w:rPr>
           <w:rFonts w:ascii="Arial" w:eastAsia="Times New Roman" w:hAnsi="Arial" w:cs="Arial"/>
@@ -1265,36 +893,39 @@
           <w:szCs w:val="20"/>
           <w:lang w:eastAsia="fr-FR"/>
         </w:rPr>
-        <w:t>fu.postal</w:t>
-      </w:r>
-      <w:proofErr w:type="gramEnd"/>
-      <w:r>
-        <w:rPr>
-          <w:rFonts w:ascii="Arial" w:eastAsia="Times New Roman" w:hAnsi="Arial" w:cs="Arial"/>
-          <w:sz w:val="20"/>
-          <w:szCs w:val="20"/>
-          <w:lang w:eastAsia="fr-FR"/>
-        </w:rPr>
-        <w:t>_greeting_</w:t>
-      </w:r>
-      <w:proofErr w:type="gramStart"/>
-      <w:r>
-        <w:rPr>
-          <w:rFonts w:ascii="Arial" w:eastAsia="Times New Roman" w:hAnsi="Arial" w:cs="Arial"/>
-          <w:sz w:val="20"/>
-          <w:szCs w:val="20"/>
-          <w:lang w:eastAsia="fr-FR"/>
-        </w:rPr>
-        <w:t>id:label</w:t>
+        <w:t>}</w:t>
+      </w:r>
+      <w:r>
+        <w:rPr>
+          <w:rFonts w:ascii="Arial" w:hAnsi="Arial" w:cs="Arial"/>
+          <w:sz w:val="20"/>
+          <w:szCs w:val="20"/>
+        </w:rPr>
+        <w:t xml:space="preserve"> </w:t>
+      </w:r>
+      <w:r>
+        <w:rPr>
+          <w:rFonts w:ascii="Arial" w:hAnsi="Arial" w:cs="Arial"/>
+          <w:sz w:val="20"/>
+          <w:szCs w:val="20"/>
+        </w:rPr>
+        <w:t>{</w:t>
+      </w:r>
+      <w:proofErr w:type="spellStart"/>
+      <w:r>
+        <w:rPr>
+          <w:rFonts w:ascii="Arial" w:hAnsi="Arial" w:cs="Arial"/>
+          <w:sz w:val="20"/>
+          <w:szCs w:val="20"/>
+        </w:rPr>
+        <w:t>Tokens_for_contact_Champs_de_fu.CONCAT_WS_last_name_nick_name</w:t>
       </w:r>
       <w:proofErr w:type="spellEnd"/>
-      <w:proofErr w:type="gramEnd"/>
-      <w:r>
-        <w:rPr>
-          <w:rFonts w:ascii="Arial" w:eastAsia="Times New Roman" w:hAnsi="Arial" w:cs="Arial"/>
-          <w:sz w:val="20"/>
-          <w:szCs w:val="20"/>
-          <w:lang w:eastAsia="fr-FR"/>
+      <w:r>
+        <w:rPr>
+          <w:rFonts w:ascii="Arial" w:hAnsi="Arial" w:cs="Arial"/>
+          <w:sz w:val="20"/>
+          <w:szCs w:val="20"/>
         </w:rPr>
         <w:t>}</w:t>
       </w:r>
@@ -1304,15 +935,15 @@
           <w:sz w:val="20"/>
           <w:szCs w:val="20"/>
         </w:rPr>
-        <w:t xml:space="preserve"> </w:t>
-      </w:r>
-      <w:r>
-        <w:rPr>
-          <w:rFonts w:ascii="Arial" w:hAnsi="Arial" w:cs="Arial"/>
-          <w:sz w:val="20"/>
-          <w:szCs w:val="20"/>
-        </w:rPr>
-        <w:t>{</w:t>
+        <w:t xml:space="preserve"> sera pris en charge par le </w:t>
+      </w:r>
+      <w:r>
+        <w:rPr>
+          <w:rFonts w:ascii="Arial" w:hAnsi="Arial" w:cs="Arial"/>
+          <w:sz w:val="20"/>
+          <w:szCs w:val="20"/>
+        </w:rPr>
+        <w:t>crématorium de {</w:t>
       </w:r>
       <w:proofErr w:type="spellStart"/>
       <w:r>
@@ -1321,63 +952,9 @@
           <w:sz w:val="20"/>
           <w:szCs w:val="20"/>
         </w:rPr>
-        <w:t>Tokens_for_contact_Champs_de_</w:t>
-      </w:r>
-      <w:proofErr w:type="gramStart"/>
-      <w:r>
-        <w:rPr>
-          <w:rFonts w:ascii="Arial" w:hAnsi="Arial" w:cs="Arial"/>
-          <w:sz w:val="20"/>
-          <w:szCs w:val="20"/>
-        </w:rPr>
-        <w:t>fu.CONCAT</w:t>
-      </w:r>
-      <w:proofErr w:type="gramEnd"/>
-      <w:r>
-        <w:rPr>
-          <w:rFonts w:ascii="Arial" w:hAnsi="Arial" w:cs="Arial"/>
-          <w:sz w:val="20"/>
-          <w:szCs w:val="20"/>
-        </w:rPr>
-        <w:t>_WS_last_name_nick_name</w:t>
+        <w:t>domain.city</w:t>
       </w:r>
       <w:proofErr w:type="spellEnd"/>
-      <w:r>
-        <w:rPr>
-          <w:rFonts w:ascii="Arial" w:hAnsi="Arial" w:cs="Arial"/>
-          <w:sz w:val="20"/>
-          <w:szCs w:val="20"/>
-        </w:rPr>
-        <w:t>}</w:t>
-      </w:r>
-      <w:r>
-        <w:rPr>
-          <w:rFonts w:ascii="Arial" w:hAnsi="Arial" w:cs="Arial"/>
-          <w:sz w:val="20"/>
-          <w:szCs w:val="20"/>
-        </w:rPr>
-        <w:t xml:space="preserve"> sera pris en charge par le </w:t>
-      </w:r>
-      <w:r>
-        <w:rPr>
-          <w:rFonts w:ascii="Arial" w:hAnsi="Arial" w:cs="Arial"/>
-          <w:sz w:val="20"/>
-          <w:szCs w:val="20"/>
-        </w:rPr>
-        <w:t>crématorium de {</w:t>
-      </w:r>
-      <w:proofErr w:type="spellStart"/>
-      <w:proofErr w:type="gramStart"/>
-      <w:r>
-        <w:rPr>
-          <w:rFonts w:ascii="Arial" w:hAnsi="Arial" w:cs="Arial"/>
-          <w:sz w:val="20"/>
-          <w:szCs w:val="20"/>
-        </w:rPr>
-        <w:t>domain.city</w:t>
-      </w:r>
-      <w:proofErr w:type="spellEnd"/>
-      <w:proofErr w:type="gramEnd"/>
       <w:r>
         <w:rPr>
           <w:rFonts w:ascii="Arial" w:hAnsi="Arial" w:cs="Arial"/>
@@ -1472,9 +1049,9 @@
           <w:szCs w:val="20"/>
           <w:lang w:eastAsia="fr-FR"/>
         </w:rPr>
-        <w:t>Tokens_for_contact_Champs_de_</w:t>
-      </w:r>
-      <w:proofErr w:type="gramStart"/>
+        <w:t>Tokens_for_contact_Champs_de_fu.postal_greeting_id:label</w:t>
+      </w:r>
+      <w:proofErr w:type="spellEnd"/>
       <w:r>
         <w:rPr>
           <w:rFonts w:ascii="Arial" w:eastAsia="Times New Roman" w:hAnsi="Arial" w:cs="Arial"/>
@@ -1482,36 +1059,39 @@
           <w:szCs w:val="20"/>
           <w:lang w:eastAsia="fr-FR"/>
         </w:rPr>
-        <w:t>fu.postal</w:t>
-      </w:r>
-      <w:proofErr w:type="gramEnd"/>
-      <w:r>
-        <w:rPr>
-          <w:rFonts w:ascii="Arial" w:eastAsia="Times New Roman" w:hAnsi="Arial" w:cs="Arial"/>
-          <w:sz w:val="20"/>
-          <w:szCs w:val="20"/>
-          <w:lang w:eastAsia="fr-FR"/>
-        </w:rPr>
-        <w:t>_greeting_</w:t>
-      </w:r>
-      <w:proofErr w:type="gramStart"/>
-      <w:r>
-        <w:rPr>
-          <w:rFonts w:ascii="Arial" w:eastAsia="Times New Roman" w:hAnsi="Arial" w:cs="Arial"/>
-          <w:sz w:val="20"/>
-          <w:szCs w:val="20"/>
-          <w:lang w:eastAsia="fr-FR"/>
-        </w:rPr>
-        <w:t>id:label</w:t>
+        <w:t>}</w:t>
+      </w:r>
+      <w:r>
+        <w:rPr>
+          <w:rFonts w:ascii="Arial" w:hAnsi="Arial" w:cs="Arial"/>
+          <w:sz w:val="20"/>
+          <w:szCs w:val="20"/>
+        </w:rPr>
+        <w:t xml:space="preserve"> </w:t>
+      </w:r>
+      <w:r>
+        <w:rPr>
+          <w:rFonts w:ascii="Arial" w:hAnsi="Arial" w:cs="Arial"/>
+          <w:sz w:val="20"/>
+          <w:szCs w:val="20"/>
+        </w:rPr>
+        <w:t>{</w:t>
+      </w:r>
+      <w:proofErr w:type="spellStart"/>
+      <w:r>
+        <w:rPr>
+          <w:rFonts w:ascii="Arial" w:hAnsi="Arial" w:cs="Arial"/>
+          <w:sz w:val="20"/>
+          <w:szCs w:val="20"/>
+        </w:rPr>
+        <w:t>Tokens_for_contact_Champs_de_fu.CONCAT_WS_last_name_nick_name</w:t>
       </w:r>
       <w:proofErr w:type="spellEnd"/>
-      <w:proofErr w:type="gramEnd"/>
-      <w:r>
-        <w:rPr>
-          <w:rFonts w:ascii="Arial" w:eastAsia="Times New Roman" w:hAnsi="Arial" w:cs="Arial"/>
-          <w:sz w:val="20"/>
-          <w:szCs w:val="20"/>
-          <w:lang w:eastAsia="fr-FR"/>
+      <w:r>
+        <w:rPr>
+          <w:rFonts w:ascii="Arial" w:hAnsi="Arial" w:cs="Arial"/>
+          <w:sz w:val="20"/>
+          <w:szCs w:val="20"/>
         </w:rPr>
         <w:t>}</w:t>
       </w:r>
@@ -1521,15 +1101,7 @@
           <w:sz w:val="20"/>
           <w:szCs w:val="20"/>
         </w:rPr>
-        <w:t xml:space="preserve"> </w:t>
-      </w:r>
-      <w:r>
-        <w:rPr>
-          <w:rFonts w:ascii="Arial" w:hAnsi="Arial" w:cs="Arial"/>
-          <w:sz w:val="20"/>
-          <w:szCs w:val="20"/>
-        </w:rPr>
-        <w:t>{</w:t>
+        <w:t>, ses cendres seront ensuite dispersées anonymement par notre centre autour de la stèle du Jardin du souvenir des donneurs, au cimetière de {</w:t>
       </w:r>
       <w:proofErr w:type="spellStart"/>
       <w:r>
@@ -1538,55 +1110,9 @@
           <w:sz w:val="20"/>
           <w:szCs w:val="20"/>
         </w:rPr>
-        <w:t>Tokens_for_contact_Champs_de_</w:t>
-      </w:r>
-      <w:proofErr w:type="gramStart"/>
-      <w:r>
-        <w:rPr>
-          <w:rFonts w:ascii="Arial" w:hAnsi="Arial" w:cs="Arial"/>
-          <w:sz w:val="20"/>
-          <w:szCs w:val="20"/>
-        </w:rPr>
-        <w:t>fu.CONCAT</w:t>
-      </w:r>
-      <w:proofErr w:type="gramEnd"/>
-      <w:r>
-        <w:rPr>
-          <w:rFonts w:ascii="Arial" w:hAnsi="Arial" w:cs="Arial"/>
-          <w:sz w:val="20"/>
-          <w:szCs w:val="20"/>
-        </w:rPr>
-        <w:t>_WS_last_name_nick_name</w:t>
+        <w:t>domain.city</w:t>
       </w:r>
       <w:proofErr w:type="spellEnd"/>
-      <w:r>
-        <w:rPr>
-          <w:rFonts w:ascii="Arial" w:hAnsi="Arial" w:cs="Arial"/>
-          <w:sz w:val="20"/>
-          <w:szCs w:val="20"/>
-        </w:rPr>
-        <w:t>}</w:t>
-      </w:r>
-      <w:r>
-        <w:rPr>
-          <w:rFonts w:ascii="Arial" w:hAnsi="Arial" w:cs="Arial"/>
-          <w:sz w:val="20"/>
-          <w:szCs w:val="20"/>
-        </w:rPr>
-        <w:t>, ses cendres seront ensuite dispersées anonymement par notre centre autour de la stèle du Jardin du souvenir des donneurs, au cimetière de {</w:t>
-      </w:r>
-      <w:proofErr w:type="spellStart"/>
-      <w:proofErr w:type="gramStart"/>
-      <w:r>
-        <w:rPr>
-          <w:rFonts w:ascii="Arial" w:hAnsi="Arial" w:cs="Arial"/>
-          <w:sz w:val="20"/>
-          <w:szCs w:val="20"/>
-        </w:rPr>
-        <w:t>domain.city</w:t>
-      </w:r>
-      <w:proofErr w:type="spellEnd"/>
-      <w:proofErr w:type="gramEnd"/>
       <w:r>
         <w:rPr>
           <w:rFonts w:ascii="Arial" w:hAnsi="Arial" w:cs="Arial"/>
@@ -1655,37 +1181,9 @@
           <w:sz w:val="20"/>
           <w:szCs w:val="20"/>
         </w:rPr>
-        <w:t>Tokens_for_contact_Champs_de_</w:t>
-      </w:r>
-      <w:proofErr w:type="gramStart"/>
-      <w:r>
-        <w:rPr>
-          <w:rFonts w:ascii="Arial" w:hAnsi="Arial" w:cs="Arial"/>
-          <w:sz w:val="20"/>
-          <w:szCs w:val="20"/>
-        </w:rPr>
-        <w:t>fu.postal</w:t>
-      </w:r>
-      <w:proofErr w:type="gramEnd"/>
-      <w:r>
-        <w:rPr>
-          <w:rFonts w:ascii="Arial" w:hAnsi="Arial" w:cs="Arial"/>
-          <w:sz w:val="20"/>
-          <w:szCs w:val="20"/>
-        </w:rPr>
-        <w:t>_greeting_</w:t>
-      </w:r>
-      <w:proofErr w:type="gramStart"/>
-      <w:r>
-        <w:rPr>
-          <w:rFonts w:ascii="Arial" w:hAnsi="Arial" w:cs="Arial"/>
-          <w:sz w:val="20"/>
-          <w:szCs w:val="20"/>
-        </w:rPr>
-        <w:t>id:label</w:t>
+        <w:t>Tokens_for_contact_Champs_de_fu.postal_greeting_id:label</w:t>
       </w:r>
       <w:proofErr w:type="spellEnd"/>
-      <w:proofErr w:type="gramEnd"/>
       <w:r>
         <w:rPr>
           <w:rFonts w:ascii="Arial" w:hAnsi="Arial" w:cs="Arial"/>
@@ -1717,25 +1215,7 @@
           <w:sz w:val="20"/>
           <w:szCs w:val="20"/>
         </w:rPr>
-        <w:t>Tokens_for_contact_Champs_de_</w:t>
-      </w:r>
-      <w:proofErr w:type="gramStart"/>
-      <w:r>
-        <w:rPr>
-          <w:rFonts w:ascii="Arial" w:hAnsi="Arial" w:cs="Arial"/>
-          <w:sz w:val="20"/>
-          <w:szCs w:val="20"/>
-        </w:rPr>
-        <w:t>fu.CONCAT</w:t>
-      </w:r>
-      <w:proofErr w:type="gramEnd"/>
-      <w:r>
-        <w:rPr>
-          <w:rFonts w:ascii="Arial" w:hAnsi="Arial" w:cs="Arial"/>
-          <w:sz w:val="20"/>
-          <w:szCs w:val="20"/>
-        </w:rPr>
-        <w:t>_WS_last_name_nick_name</w:t>
+        <w:t>Tokens_for_contact_Champs_de_fu.CONCAT_WS_last_name_nick_name</w:t>
       </w:r>
       <w:proofErr w:type="spellEnd"/>
       <w:r>
@@ -1805,35 +1285,7 @@
         <w:rPr>
           <w:rFonts w:ascii="Arial" w:hAnsi="Arial" w:cs="Arial"/>
         </w:rPr>
-        <w:t>{Tokens_PAQPF_Champs_de_fusion_</w:t>
-      </w:r>
-      <w:proofErr w:type="gramStart"/>
-      <w:r>
-        <w:rPr>
-          <w:rFonts w:ascii="Arial" w:hAnsi="Arial" w:cs="Arial"/>
-        </w:rPr>
-        <w:t>1.Contact</w:t>
-      </w:r>
-      <w:proofErr w:type="gramEnd"/>
-      <w:r>
-        <w:rPr>
-          <w:rFonts w:ascii="Arial" w:hAnsi="Arial" w:cs="Arial"/>
-        </w:rPr>
-        <w:t>_RelationshipCache_Contact_</w:t>
-      </w:r>
-      <w:proofErr w:type="gramStart"/>
-      <w:r>
-        <w:rPr>
-          <w:rFonts w:ascii="Arial" w:hAnsi="Arial" w:cs="Arial"/>
-        </w:rPr>
-        <w:t>01.postal</w:t>
-      </w:r>
-      <w:proofErr w:type="gramEnd"/>
-      <w:r>
-        <w:rPr>
-          <w:rFonts w:ascii="Arial" w:hAnsi="Arial" w:cs="Arial"/>
-        </w:rPr>
-        <w:t>_greeting_display}</w:t>
+        <w:t>{Tokens_PAQPF_Champs_de_fusion_1.Contact_RelationshipCache_Contact_01.postal_greeting_display}</w:t>
       </w:r>
       <w:r>
         <w:rPr>
@@ -1910,7 +1362,6 @@
                 <w:sz w:val="20"/>
                 <w:szCs w:val="20"/>
               </w:rPr>
-              <w:lastRenderedPageBreak/>
               <w:fldChar w:fldCharType="begin"/>
             </w:r>
             <w:r>
@@ -2026,25 +1477,7 @@
                 <w:sz w:val="16"/>
                 <w:szCs w:val="16"/>
               </w:rPr>
-              <w:t>{</w:t>
-            </w:r>
-            <w:proofErr w:type="gramStart"/>
-            <w:r>
-              <w:rPr>
-                <w:rFonts w:ascii="Arial" w:hAnsi="Arial" w:cs="Arial"/>
-                <w:sz w:val="16"/>
-                <w:szCs w:val="16"/>
-              </w:rPr>
-              <w:t>domain.supplemental</w:t>
-            </w:r>
-            <w:proofErr w:type="gramEnd"/>
-            <w:r>
-              <w:rPr>
-                <w:rFonts w:ascii="Arial" w:hAnsi="Arial" w:cs="Arial"/>
-                <w:sz w:val="16"/>
-                <w:szCs w:val="16"/>
-              </w:rPr>
-              <w:t>_address_2}</w:t>
+              <w:t>{domain.supplemental_address_2}</w:t>
             </w:r>
           </w:p>
           <w:p>
@@ -2099,7 +1532,6 @@
               <w:t>orps de {</w:t>
             </w:r>
             <w:proofErr w:type="spellStart"/>
-            <w:proofErr w:type="gramStart"/>
             <w:r>
               <w:rPr>
                 <w:rFonts w:ascii="Arial" w:hAnsi="Arial" w:cs="Arial"/>
@@ -2109,7 +1541,6 @@
               <w:t>domain.city</w:t>
             </w:r>
             <w:proofErr w:type="spellEnd"/>
-            <w:proofErr w:type="gramEnd"/>
             <w:r>
               <w:rPr>
                 <w:rFonts w:ascii="Arial" w:hAnsi="Arial" w:cs="Arial"/>

--- a/docs/modeles_civicrm_vierges/035-ARRIVEE-info_deces_sans_restitution.docx
+++ b/docs/modeles_civicrm_vierges/035-ARRIVEE-info_deces_sans_restitution.docx
@@ -155,7 +155,25 @@
                 <w:sz w:val="16"/>
                 <w:szCs w:val="16"/>
               </w:rPr>
-              <w:t>{domain.supplemental_address_2}</w:t>
+              <w:t>{</w:t>
+            </w:r>
+            <w:proofErr w:type="gramStart"/>
+            <w:r>
+              <w:rPr>
+                <w:rFonts w:ascii="Arial" w:hAnsi="Arial" w:cs="Arial"/>
+                <w:sz w:val="16"/>
+                <w:szCs w:val="16"/>
+              </w:rPr>
+              <w:t>domain.supplemental</w:t>
+            </w:r>
+            <w:proofErr w:type="gramEnd"/>
+            <w:r>
+              <w:rPr>
+                <w:rFonts w:ascii="Arial" w:hAnsi="Arial" w:cs="Arial"/>
+                <w:sz w:val="16"/>
+                <w:szCs w:val="16"/>
+              </w:rPr>
+              <w:t>_address_2}</w:t>
             </w:r>
           </w:p>
           <w:p>
@@ -176,7 +194,25 @@
                 <w:sz w:val="16"/>
                 <w:szCs w:val="16"/>
               </w:rPr>
-              <w:t>{domain.supplemental_address_</w:t>
+              <w:t>{</w:t>
+            </w:r>
+            <w:proofErr w:type="gramStart"/>
+            <w:r>
+              <w:rPr>
+                <w:rFonts w:ascii="Arial" w:hAnsi="Arial" w:cs="Arial"/>
+                <w:sz w:val="16"/>
+                <w:szCs w:val="16"/>
+              </w:rPr>
+              <w:t>domain.supplemental</w:t>
+            </w:r>
+            <w:proofErr w:type="gramEnd"/>
+            <w:r>
+              <w:rPr>
+                <w:rFonts w:ascii="Arial" w:hAnsi="Arial" w:cs="Arial"/>
+                <w:sz w:val="16"/>
+                <w:szCs w:val="16"/>
+              </w:rPr>
+              <w:t>_address_</w:t>
             </w:r>
             <w:r>
               <w:rPr>
@@ -262,6 +298,7 @@
               <w:t>{</w:t>
             </w:r>
             <w:proofErr w:type="spellStart"/>
+            <w:proofErr w:type="gramStart"/>
             <w:r>
               <w:rPr>
                 <w:rFonts w:ascii="Arial" w:hAnsi="Arial" w:cs="Arial"/>
@@ -272,6 +309,7 @@
               <w:t>domain.city</w:t>
             </w:r>
             <w:proofErr w:type="spellEnd"/>
+            <w:proofErr w:type="gramEnd"/>
             <w:r>
               <w:rPr>
                 <w:rFonts w:ascii="Arial" w:hAnsi="Arial" w:cs="Arial"/>
@@ -343,8 +381,18 @@
                 <w:sz w:val="52"/>
                 <w:szCs w:val="52"/>
               </w:rPr>
-              <w:t>*{contact.id}*</w:t>
-            </w:r>
+              <w:t>*{</w:t>
+            </w:r>
+            <w:proofErr w:type="gramStart"/>
+            <w:r>
+              <w:rPr>
+                <w:rFonts w:ascii="Libre Barcode 39" w:hAnsi="Libre Barcode 39"/>
+                <w:sz w:val="52"/>
+                <w:szCs w:val="52"/>
+              </w:rPr>
+              <w:t>contact.id}*</w:t>
+            </w:r>
+            <w:proofErr w:type="gramEnd"/>
           </w:p>
           <w:p>
             <w:pPr>
@@ -359,172 +407,444 @@
           <w:tcPr>
             <w:tcW w:w="5302" w:type="dxa"/>
           </w:tcPr>
-          <w:tbl>
-            <w:tblPr>
-              <w:tblpPr w:leftFromText="141" w:rightFromText="141" w:vertAnchor="text" w:tblpY="87"/>
-              <w:tblW w:w="5108" w:type="pct"/>
-              <w:tblLayout w:type="fixed"/>
-              <w:tblCellMar>
-                <w:left w:w="0" w:type="dxa"/>
-                <w:right w:w="0" w:type="dxa"/>
-              </w:tblCellMar>
-              <w:tblLook w:val="04A0" w:firstRow="1" w:lastRow="0" w:firstColumn="1" w:lastColumn="0" w:noHBand="0" w:noVBand="1"/>
-            </w:tblPr>
-            <w:tblGrid>
-              <w:gridCol w:w="5417"/>
-            </w:tblGrid>
-            <w:tr>
-              <w:tc>
-                <w:tcPr>
-                  <w:tcW w:w="5302" w:type="dxa"/>
-                </w:tcPr>
-                <w:p>
-                  <w:pPr>
-                    <w:pStyle w:val="Contenudetableau"/>
-                    <w:ind w:left="283"/>
-                    <w:rPr>
-                      <w:rFonts w:ascii="Arial" w:hAnsi="Arial" w:cs="Arial"/>
-                      <w:sz w:val="18"/>
-                      <w:szCs w:val="18"/>
-                      <w:lang w:val="en-US"/>
-                    </w:rPr>
-                  </w:pPr>
-                  <w:r>
-                    <w:rPr>
-                      <w:rFonts w:ascii="Arial" w:hAnsi="Arial" w:cs="Arial"/>
-                      <w:sz w:val="18"/>
-                      <w:szCs w:val="18"/>
-                      <w:lang w:val="en-US"/>
-                    </w:rPr>
-                    <w:t xml:space="preserve">{Tokens_PAQPF_Champs_de_fusion_1.Contact_RelationshipCache_Contact_01.postal_greeting_display} </w:t>
-                  </w:r>
-                  <w:r>
-                    <w:t xml:space="preserve"> </w:t>
-                  </w:r>
-                  <w:r>
-                    <w:rPr>
-                      <w:rFonts w:ascii="Arial" w:hAnsi="Arial" w:cs="Arial"/>
-                      <w:sz w:val="18"/>
-                      <w:szCs w:val="18"/>
-                      <w:lang w:val="en-US"/>
-                    </w:rPr>
-                    <w:t>{Tokens_PAQPF_Champs_de_fusion_1.Contact_RelationshipCache_Contact_01.first_name}</w:t>
-                  </w:r>
-                  <w:r>
-                    <w:rPr>
-                      <w:rFonts w:ascii="Arial" w:hAnsi="Arial" w:cs="Arial"/>
-                      <w:sz w:val="18"/>
-                      <w:szCs w:val="18"/>
-                      <w:lang w:val="en-US"/>
-                    </w:rPr>
-                    <w:t xml:space="preserve"> </w:t>
-                  </w:r>
-                  <w:r>
-                    <w:rPr>
-                      <w:rFonts w:ascii="Arial" w:hAnsi="Arial" w:cs="Arial"/>
-                      <w:sz w:val="18"/>
-                      <w:szCs w:val="18"/>
-                      <w:lang w:val="en-US"/>
-                    </w:rPr>
-                    <w:t>{Tokens_PAQPF_Champs_de_fusion_1.CONCAT_WS_Contact_RelationshipCache_Contact_01_last_name_Contact_RelationshipCache_Contact_01_nick_name}</w:t>
-                  </w:r>
-                </w:p>
-                <w:p>
-                  <w:pPr>
-                    <w:pStyle w:val="Contenudetableau"/>
-                    <w:ind w:left="283"/>
-                    <w:rPr>
-                      <w:rFonts w:ascii="Arial" w:hAnsi="Arial" w:cs="Arial"/>
-                      <w:sz w:val="18"/>
-                      <w:szCs w:val="18"/>
-                      <w:lang w:val="en-US"/>
-                    </w:rPr>
-                  </w:pPr>
-                  <w:r>
-                    <w:rPr>
-                      <w:rFonts w:ascii="Arial" w:hAnsi="Arial" w:cs="Arial"/>
-                      <w:sz w:val="18"/>
-                      <w:szCs w:val="18"/>
-                      <w:lang w:val="en-US"/>
-                    </w:rPr>
-                    <w:t>{Tokens_PAQPF_Champs_de_fusion_1.Contact_RelationshipCache_Contact_01.address_primary.street_address}</w:t>
-                  </w:r>
-                </w:p>
-                <w:p>
-                  <w:pPr>
-                    <w:pStyle w:val="Contenudetableau"/>
-                    <w:ind w:left="283"/>
-                    <w:rPr>
-                      <w:rFonts w:ascii="Arial" w:hAnsi="Arial" w:cs="Arial"/>
-                      <w:sz w:val="18"/>
-                      <w:szCs w:val="18"/>
-                      <w:lang w:val="en-US"/>
-                    </w:rPr>
-                  </w:pPr>
-                  <w:r>
-                    <w:rPr>
-                      <w:rFonts w:ascii="Arial" w:hAnsi="Arial" w:cs="Arial"/>
-                      <w:sz w:val="18"/>
-                      <w:szCs w:val="18"/>
-                      <w:lang w:val="en-US"/>
-                    </w:rPr>
-                    <w:t>{Tokens_PAQPF_Champs_de_fusion_1.Contact_RelationshipCache_Contact_01.address_primary.supplemental_address_1}</w:t>
-                  </w:r>
-                </w:p>
-                <w:p>
-                  <w:pPr>
-                    <w:pStyle w:val="Contenudetableau"/>
-                    <w:ind w:left="283"/>
-                    <w:rPr>
-                      <w:rFonts w:ascii="Arial" w:hAnsi="Arial" w:cs="Arial"/>
-                      <w:sz w:val="18"/>
-                      <w:szCs w:val="18"/>
-                      <w:lang w:val="en-US"/>
-                    </w:rPr>
-                  </w:pPr>
-                  <w:r>
-                    <w:rPr>
-                      <w:rFonts w:ascii="Arial" w:hAnsi="Arial" w:cs="Arial"/>
-                      <w:sz w:val="18"/>
-                      <w:szCs w:val="18"/>
-                      <w:lang w:val="en-US"/>
-                    </w:rPr>
-                    <w:t>{Tokens_PAQPF_Champs_de_fusion_1.Contact_RelationshipCache_Contact_01.address_primary.postal_code}</w:t>
-                  </w:r>
-                  <w:r>
-                    <w:rPr>
-                      <w:rFonts w:ascii="Arial" w:hAnsi="Arial" w:cs="Arial"/>
-                      <w:sz w:val="18"/>
-                      <w:szCs w:val="18"/>
-                      <w:lang w:val="en-US"/>
-                    </w:rPr>
-                    <w:t xml:space="preserve"> </w:t>
-                  </w:r>
-                  <w:r>
-                    <w:rPr>
-                      <w:rFonts w:ascii="Arial" w:hAnsi="Arial" w:cs="Arial"/>
-                      <w:sz w:val="18"/>
-                      <w:szCs w:val="18"/>
-                      <w:lang w:val="en-US"/>
-                    </w:rPr>
-                    <w:t>{Tokens_PAQPF_Champs_de_fusion_1.Contact_RelationshipCache_Contact_01.address_primary.city}</w:t>
-                  </w:r>
-                </w:p>
-                <w:p>
-                  <w:pPr>
-                    <w:pStyle w:val="Contenudetableau"/>
-                    <w:ind w:left="283"/>
-                    <w:rPr>
-                      <w:rFonts w:ascii="Arial" w:hAnsi="Arial" w:cs="Arial"/>
-                      <w:sz w:val="18"/>
-                      <w:szCs w:val="18"/>
-                      <w:lang w:val="en-US"/>
-                    </w:rPr>
-                  </w:pPr>
-                </w:p>
-              </w:tc>
-            </w:tr>
-          </w:tbl>
+          <w:p>
+            <w:pPr>
+              <w:pStyle w:val="Contenudetableau"/>
+              <w:ind w:left="283"/>
+              <w:rPr>
+                <w:rFonts w:ascii="Arial" w:hAnsi="Arial" w:cs="Arial"/>
+                <w:sz w:val="18"/>
+                <w:szCs w:val="18"/>
+                <w:lang w:val="en-US"/>
+              </w:rPr>
+            </w:pPr>
+            <w:r>
+              <w:rPr>
+                <w:rFonts w:ascii="Arial" w:hAnsi="Arial" w:cs="Arial"/>
+                <w:sz w:val="18"/>
+                <w:szCs w:val="18"/>
+                <w:lang w:val="en-US"/>
+              </w:rPr>
+              <w:t>{Tokens_PAQPF_Champs_de_fusion_</w:t>
+            </w:r>
+            <w:proofErr w:type="gramStart"/>
+            <w:r>
+              <w:rPr>
+                <w:rFonts w:ascii="Arial" w:hAnsi="Arial" w:cs="Arial"/>
+                <w:sz w:val="18"/>
+                <w:szCs w:val="18"/>
+                <w:lang w:val="en-US"/>
+              </w:rPr>
+              <w:t>1.Contact</w:t>
+            </w:r>
+            <w:proofErr w:type="gramEnd"/>
+            <w:r>
+              <w:rPr>
+                <w:rFonts w:ascii="Arial" w:hAnsi="Arial" w:cs="Arial"/>
+                <w:sz w:val="18"/>
+                <w:szCs w:val="18"/>
+                <w:lang w:val="en-US"/>
+              </w:rPr>
+              <w:t>_RelationshipCache_Contact_</w:t>
+            </w:r>
+            <w:proofErr w:type="gramStart"/>
+            <w:r>
+              <w:rPr>
+                <w:rFonts w:ascii="Arial" w:hAnsi="Arial" w:cs="Arial"/>
+                <w:sz w:val="18"/>
+                <w:szCs w:val="18"/>
+                <w:lang w:val="en-US"/>
+              </w:rPr>
+              <w:t>01.postal</w:t>
+            </w:r>
+            <w:proofErr w:type="gramEnd"/>
+            <w:r>
+              <w:rPr>
+                <w:rFonts w:ascii="Arial" w:hAnsi="Arial" w:cs="Arial"/>
+                <w:sz w:val="18"/>
+                <w:szCs w:val="18"/>
+                <w:lang w:val="en-US"/>
+              </w:rPr>
+              <w:t>_greeting_</w:t>
+            </w:r>
+            <w:proofErr w:type="gramStart"/>
+            <w:r>
+              <w:rPr>
+                <w:rFonts w:ascii="Arial" w:hAnsi="Arial" w:cs="Arial"/>
+                <w:sz w:val="18"/>
+                <w:szCs w:val="18"/>
+                <w:lang w:val="en-US"/>
+              </w:rPr>
+              <w:t>id:label</w:t>
+            </w:r>
+            <w:proofErr w:type="gramEnd"/>
+            <w:r>
+              <w:rPr>
+                <w:rFonts w:ascii="Arial" w:hAnsi="Arial" w:cs="Arial"/>
+                <w:sz w:val="18"/>
+                <w:szCs w:val="18"/>
+                <w:lang w:val="en-US"/>
+              </w:rPr>
+              <w:t>}</w:t>
+            </w:r>
+            <w:r>
+              <w:rPr>
+                <w:rFonts w:ascii="Arial" w:hAnsi="Arial" w:cs="Arial"/>
+                <w:sz w:val="18"/>
+                <w:szCs w:val="18"/>
+                <w:lang w:val="en-US"/>
+              </w:rPr>
+              <w:t xml:space="preserve"> </w:t>
+            </w:r>
+            <w:r>
+              <w:rPr>
+                <w:rFonts w:ascii="Arial" w:hAnsi="Arial" w:cs="Arial"/>
+                <w:sz w:val="18"/>
+                <w:szCs w:val="18"/>
+                <w:lang w:val="en-US"/>
+              </w:rPr>
+              <w:t>{Tokens_PAQPF_Champs_de_fusion_</w:t>
+            </w:r>
+            <w:proofErr w:type="gramStart"/>
+            <w:r>
+              <w:rPr>
+                <w:rFonts w:ascii="Arial" w:hAnsi="Arial" w:cs="Arial"/>
+                <w:sz w:val="18"/>
+                <w:szCs w:val="18"/>
+                <w:lang w:val="en-US"/>
+              </w:rPr>
+              <w:t>1.Contact</w:t>
+            </w:r>
+            <w:proofErr w:type="gramEnd"/>
+            <w:r>
+              <w:rPr>
+                <w:rFonts w:ascii="Arial" w:hAnsi="Arial" w:cs="Arial"/>
+                <w:sz w:val="18"/>
+                <w:szCs w:val="18"/>
+                <w:lang w:val="en-US"/>
+              </w:rPr>
+              <w:t>_RelationshipCache_Contact_</w:t>
+            </w:r>
+            <w:proofErr w:type="gramStart"/>
+            <w:r>
+              <w:rPr>
+                <w:rFonts w:ascii="Arial" w:hAnsi="Arial" w:cs="Arial"/>
+                <w:sz w:val="18"/>
+                <w:szCs w:val="18"/>
+                <w:lang w:val="en-US"/>
+              </w:rPr>
+              <w:t>01.first</w:t>
+            </w:r>
+            <w:proofErr w:type="gramEnd"/>
+            <w:r>
+              <w:rPr>
+                <w:rFonts w:ascii="Arial" w:hAnsi="Arial" w:cs="Arial"/>
+                <w:sz w:val="18"/>
+                <w:szCs w:val="18"/>
+                <w:lang w:val="en-US"/>
+              </w:rPr>
+              <w:t>_name}</w:t>
+            </w:r>
+            <w:r>
+              <w:rPr>
+                <w:rFonts w:ascii="Arial" w:hAnsi="Arial" w:cs="Arial"/>
+                <w:sz w:val="18"/>
+                <w:szCs w:val="18"/>
+                <w:lang w:val="en-US"/>
+              </w:rPr>
+              <w:t xml:space="preserve"> </w:t>
+            </w:r>
+            <w:r>
+              <w:rPr>
+                <w:rFonts w:ascii="Arial" w:hAnsi="Arial" w:cs="Arial"/>
+                <w:sz w:val="18"/>
+                <w:szCs w:val="18"/>
+                <w:lang w:val="en-US"/>
+              </w:rPr>
+              <w:t>{Tokens_PAQPF_Champs_de_fusion_</w:t>
+            </w:r>
+            <w:proofErr w:type="gramStart"/>
+            <w:r>
+              <w:rPr>
+                <w:rFonts w:ascii="Arial" w:hAnsi="Arial" w:cs="Arial"/>
+                <w:sz w:val="18"/>
+                <w:szCs w:val="18"/>
+                <w:lang w:val="en-US"/>
+              </w:rPr>
+              <w:t>1.CONCAT</w:t>
+            </w:r>
+            <w:proofErr w:type="gramEnd"/>
+            <w:r>
+              <w:rPr>
+                <w:rFonts w:ascii="Arial" w:hAnsi="Arial" w:cs="Arial"/>
+                <w:sz w:val="18"/>
+                <w:szCs w:val="18"/>
+                <w:lang w:val="en-US"/>
+              </w:rPr>
+              <w:t>_WS_Contact_RelationshipCache_Contact_01_last_name_Contact_RelationshipCache_Contact_01_nick_name}</w:t>
+            </w:r>
+          </w:p>
+          <w:p>
+            <w:pPr>
+              <w:pStyle w:val="Contenudetableau"/>
+              <w:ind w:left="283"/>
+              <w:rPr>
+                <w:rFonts w:ascii="Arial" w:hAnsi="Arial" w:cs="Arial"/>
+                <w:sz w:val="18"/>
+                <w:szCs w:val="18"/>
+                <w:lang w:val="en-US"/>
+              </w:rPr>
+            </w:pPr>
+            <w:r>
+              <w:rPr>
+                <w:rFonts w:ascii="Arial" w:hAnsi="Arial" w:cs="Arial"/>
+                <w:sz w:val="18"/>
+                <w:szCs w:val="18"/>
+                <w:lang w:val="en-US"/>
+              </w:rPr>
+              <w:t>{Tokens_PAQPF_Champs_de_fusion_1.Contact_RelationshipCache_Contact_01.address_primary.street_address}</w:t>
+            </w:r>
+          </w:p>
+          <w:p>
+            <w:pPr>
+              <w:pStyle w:val="Contenudetableau"/>
+              <w:ind w:left="283"/>
+              <w:rPr>
+                <w:rFonts w:ascii="Arial" w:hAnsi="Arial" w:cs="Arial"/>
+                <w:sz w:val="18"/>
+                <w:szCs w:val="18"/>
+                <w:lang w:val="en-US"/>
+              </w:rPr>
+            </w:pPr>
+            <w:r>
+              <w:rPr>
+                <w:rFonts w:ascii="Arial" w:hAnsi="Arial" w:cs="Arial"/>
+                <w:sz w:val="18"/>
+                <w:szCs w:val="18"/>
+                <w:lang w:val="en-US"/>
+              </w:rPr>
+              <w:t>{Tokens_PAQPF_Champs_de_fusion_</w:t>
+            </w:r>
+            <w:proofErr w:type="gramStart"/>
+            <w:r>
+              <w:rPr>
+                <w:rFonts w:ascii="Arial" w:hAnsi="Arial" w:cs="Arial"/>
+                <w:sz w:val="18"/>
+                <w:szCs w:val="18"/>
+                <w:lang w:val="en-US"/>
+              </w:rPr>
+              <w:t>1.Contact</w:t>
+            </w:r>
+            <w:proofErr w:type="gramEnd"/>
+            <w:r>
+              <w:rPr>
+                <w:rFonts w:ascii="Arial" w:hAnsi="Arial" w:cs="Arial"/>
+                <w:sz w:val="18"/>
+                <w:szCs w:val="18"/>
+                <w:lang w:val="en-US"/>
+              </w:rPr>
+              <w:t>_RelationshipCache_Contact_</w:t>
+            </w:r>
+            <w:proofErr w:type="gramStart"/>
+            <w:r>
+              <w:rPr>
+                <w:rFonts w:ascii="Arial" w:hAnsi="Arial" w:cs="Arial"/>
+                <w:sz w:val="18"/>
+                <w:szCs w:val="18"/>
+                <w:lang w:val="en-US"/>
+              </w:rPr>
+              <w:t>01.address</w:t>
+            </w:r>
+            <w:proofErr w:type="gramEnd"/>
+            <w:r>
+              <w:rPr>
+                <w:rFonts w:ascii="Arial" w:hAnsi="Arial" w:cs="Arial"/>
+                <w:sz w:val="18"/>
+                <w:szCs w:val="18"/>
+                <w:lang w:val="en-US"/>
+              </w:rPr>
+              <w:t>_</w:t>
+            </w:r>
+            <w:proofErr w:type="gramStart"/>
+            <w:r>
+              <w:rPr>
+                <w:rFonts w:ascii="Arial" w:hAnsi="Arial" w:cs="Arial"/>
+                <w:sz w:val="18"/>
+                <w:szCs w:val="18"/>
+                <w:lang w:val="en-US"/>
+              </w:rPr>
+              <w:t>primary.supplemental</w:t>
+            </w:r>
+            <w:proofErr w:type="gramEnd"/>
+            <w:r>
+              <w:rPr>
+                <w:rFonts w:ascii="Arial" w:hAnsi="Arial" w:cs="Arial"/>
+                <w:sz w:val="18"/>
+                <w:szCs w:val="18"/>
+                <w:lang w:val="en-US"/>
+              </w:rPr>
+              <w:t>_address_1}</w:t>
+            </w:r>
+          </w:p>
+          <w:p>
+            <w:pPr>
+              <w:pStyle w:val="Contenudetableau"/>
+              <w:ind w:left="283"/>
+              <w:rPr>
+                <w:rFonts w:ascii="Arial" w:hAnsi="Arial" w:cs="Arial"/>
+                <w:sz w:val="18"/>
+                <w:szCs w:val="18"/>
+                <w:lang w:val="en-US"/>
+              </w:rPr>
+            </w:pPr>
+            <w:r>
+              <w:rPr>
+                <w:rFonts w:ascii="Arial" w:hAnsi="Arial" w:cs="Arial"/>
+                <w:sz w:val="18"/>
+                <w:szCs w:val="18"/>
+                <w:lang w:val="en-US"/>
+              </w:rPr>
+              <w:t>{Tokens_PAQPF_Champs_de_fusion_</w:t>
+            </w:r>
+            <w:proofErr w:type="gramStart"/>
+            <w:r>
+              <w:rPr>
+                <w:rFonts w:ascii="Arial" w:hAnsi="Arial" w:cs="Arial"/>
+                <w:sz w:val="18"/>
+                <w:szCs w:val="18"/>
+                <w:lang w:val="en-US"/>
+              </w:rPr>
+              <w:t>1.Contact</w:t>
+            </w:r>
+            <w:proofErr w:type="gramEnd"/>
+            <w:r>
+              <w:rPr>
+                <w:rFonts w:ascii="Arial" w:hAnsi="Arial" w:cs="Arial"/>
+                <w:sz w:val="18"/>
+                <w:szCs w:val="18"/>
+                <w:lang w:val="en-US"/>
+              </w:rPr>
+              <w:t>_RelationshipCache_Contact_</w:t>
+            </w:r>
+            <w:proofErr w:type="gramStart"/>
+            <w:r>
+              <w:rPr>
+                <w:rFonts w:ascii="Arial" w:hAnsi="Arial" w:cs="Arial"/>
+                <w:sz w:val="18"/>
+                <w:szCs w:val="18"/>
+                <w:lang w:val="en-US"/>
+              </w:rPr>
+              <w:t>01.address</w:t>
+            </w:r>
+            <w:proofErr w:type="gramEnd"/>
+            <w:r>
+              <w:rPr>
+                <w:rFonts w:ascii="Arial" w:hAnsi="Arial" w:cs="Arial"/>
+                <w:sz w:val="18"/>
+                <w:szCs w:val="18"/>
+                <w:lang w:val="en-US"/>
+              </w:rPr>
+              <w:t>_</w:t>
+            </w:r>
+            <w:proofErr w:type="gramStart"/>
+            <w:r>
+              <w:rPr>
+                <w:rFonts w:ascii="Arial" w:hAnsi="Arial" w:cs="Arial"/>
+                <w:sz w:val="18"/>
+                <w:szCs w:val="18"/>
+                <w:lang w:val="en-US"/>
+              </w:rPr>
+              <w:t>primary.postal</w:t>
+            </w:r>
+            <w:proofErr w:type="gramEnd"/>
+            <w:r>
+              <w:rPr>
+                <w:rFonts w:ascii="Arial" w:hAnsi="Arial" w:cs="Arial"/>
+                <w:sz w:val="18"/>
+                <w:szCs w:val="18"/>
+                <w:lang w:val="en-US"/>
+              </w:rPr>
+              <w:t>_code}</w:t>
+            </w:r>
+            <w:r>
+              <w:rPr>
+                <w:rFonts w:ascii="Arial" w:hAnsi="Arial" w:cs="Arial"/>
+                <w:sz w:val="18"/>
+                <w:szCs w:val="18"/>
+                <w:lang w:val="en-US"/>
+              </w:rPr>
+              <w:t xml:space="preserve"> </w:t>
+            </w:r>
+            <w:r>
+              <w:rPr>
+                <w:rFonts w:ascii="Arial" w:hAnsi="Arial" w:cs="Arial"/>
+                <w:sz w:val="18"/>
+                <w:szCs w:val="18"/>
+                <w:lang w:val="en-US"/>
+              </w:rPr>
+              <w:t>{Tokens_PAQPF_Champs_de_fusion_</w:t>
+            </w:r>
+            <w:proofErr w:type="gramStart"/>
+            <w:r>
+              <w:rPr>
+                <w:rFonts w:ascii="Arial" w:hAnsi="Arial" w:cs="Arial"/>
+                <w:sz w:val="18"/>
+                <w:szCs w:val="18"/>
+                <w:lang w:val="en-US"/>
+              </w:rPr>
+              <w:t>1.Contact</w:t>
+            </w:r>
+            <w:proofErr w:type="gramEnd"/>
+            <w:r>
+              <w:rPr>
+                <w:rFonts w:ascii="Arial" w:hAnsi="Arial" w:cs="Arial"/>
+                <w:sz w:val="18"/>
+                <w:szCs w:val="18"/>
+                <w:lang w:val="en-US"/>
+              </w:rPr>
+              <w:t>_RelationshipCache_Contact_</w:t>
+            </w:r>
+            <w:proofErr w:type="gramStart"/>
+            <w:r>
+              <w:rPr>
+                <w:rFonts w:ascii="Arial" w:hAnsi="Arial" w:cs="Arial"/>
+                <w:sz w:val="18"/>
+                <w:szCs w:val="18"/>
+                <w:lang w:val="en-US"/>
+              </w:rPr>
+              <w:t>01.address</w:t>
+            </w:r>
+            <w:proofErr w:type="gramEnd"/>
+            <w:r>
+              <w:rPr>
+                <w:rFonts w:ascii="Arial" w:hAnsi="Arial" w:cs="Arial"/>
+                <w:sz w:val="18"/>
+                <w:szCs w:val="18"/>
+                <w:lang w:val="en-US"/>
+              </w:rPr>
+              <w:t>_</w:t>
+            </w:r>
+            <w:proofErr w:type="gramStart"/>
+            <w:r>
+              <w:rPr>
+                <w:rFonts w:ascii="Arial" w:hAnsi="Arial" w:cs="Arial"/>
+                <w:sz w:val="18"/>
+                <w:szCs w:val="18"/>
+                <w:lang w:val="en-US"/>
+              </w:rPr>
+              <w:t>primary.city</w:t>
+            </w:r>
+            <w:proofErr w:type="gramEnd"/>
+            <w:r>
+              <w:rPr>
+                <w:rFonts w:ascii="Arial" w:hAnsi="Arial" w:cs="Arial"/>
+                <w:sz w:val="18"/>
+                <w:szCs w:val="18"/>
+                <w:lang w:val="en-US"/>
+              </w:rPr>
+              <w:t>}</w:t>
+            </w:r>
+          </w:p>
           <w:p>
             <w:pPr>
               <w:pStyle w:val="Contenudetableau"/>
@@ -578,7 +898,61 @@
           <w:sz w:val="20"/>
           <w:szCs w:val="20"/>
         </w:rPr>
-        <w:t>{Tokens_PAQPF_Champs_de_fusion_1.Contact_RelationshipCache_Contact_01.postal_greeting_display}</w:t>
+        <w:t>{Tokens_PAQPF_Champs_de_fusion_</w:t>
+      </w:r>
+      <w:proofErr w:type="gramStart"/>
+      <w:r>
+        <w:rPr>
+          <w:rFonts w:ascii="Arial" w:hAnsi="Arial" w:cs="Arial"/>
+          <w:sz w:val="20"/>
+          <w:szCs w:val="20"/>
+        </w:rPr>
+        <w:t>1.Contact</w:t>
+      </w:r>
+      <w:proofErr w:type="gramEnd"/>
+      <w:r>
+        <w:rPr>
+          <w:rFonts w:ascii="Arial" w:hAnsi="Arial" w:cs="Arial"/>
+          <w:sz w:val="20"/>
+          <w:szCs w:val="20"/>
+        </w:rPr>
+        <w:t>_RelationshipCache_Contact_</w:t>
+      </w:r>
+      <w:proofErr w:type="gramStart"/>
+      <w:r>
+        <w:rPr>
+          <w:rFonts w:ascii="Arial" w:hAnsi="Arial" w:cs="Arial"/>
+          <w:sz w:val="20"/>
+          <w:szCs w:val="20"/>
+        </w:rPr>
+        <w:t>01.postal</w:t>
+      </w:r>
+      <w:proofErr w:type="gramEnd"/>
+      <w:r>
+        <w:rPr>
+          <w:rFonts w:ascii="Arial" w:hAnsi="Arial" w:cs="Arial"/>
+          <w:sz w:val="20"/>
+          <w:szCs w:val="20"/>
+        </w:rPr>
+        <w:t>_greeting_</w:t>
+      </w:r>
+      <w:proofErr w:type="gramStart"/>
+      <w:r>
+        <w:rPr>
+          <w:rFonts w:ascii="Arial" w:hAnsi="Arial" w:cs="Arial"/>
+          <w:sz w:val="20"/>
+          <w:szCs w:val="20"/>
+        </w:rPr>
+        <w:t>id:label</w:t>
+      </w:r>
+      <w:proofErr w:type="gramEnd"/>
+      <w:r>
+        <w:rPr>
+          <w:rFonts w:ascii="Arial" w:hAnsi="Arial" w:cs="Arial"/>
+          <w:sz w:val="20"/>
+          <w:szCs w:val="20"/>
+        </w:rPr>
+        <w:t>}</w:t>
       </w:r>
       <w:r>
         <w:rPr>
@@ -622,9 +996,37 @@
           <w:sz w:val="20"/>
           <w:szCs w:val="20"/>
         </w:rPr>
-        <w:t>Tokens_for_contact_Champs_de_fu.postal_greeting_id:label</w:t>
+        <w:t>Tokens_for_contact_Champs_de_</w:t>
+      </w:r>
+      <w:proofErr w:type="gramStart"/>
+      <w:r>
+        <w:rPr>
+          <w:rFonts w:ascii="Arial" w:hAnsi="Arial" w:cs="Arial"/>
+          <w:sz w:val="20"/>
+          <w:szCs w:val="20"/>
+        </w:rPr>
+        <w:t>fu.postal</w:t>
+      </w:r>
+      <w:proofErr w:type="gramEnd"/>
+      <w:r>
+        <w:rPr>
+          <w:rFonts w:ascii="Arial" w:hAnsi="Arial" w:cs="Arial"/>
+          <w:sz w:val="20"/>
+          <w:szCs w:val="20"/>
+        </w:rPr>
+        <w:t>_greeting_</w:t>
+      </w:r>
+      <w:proofErr w:type="gramStart"/>
+      <w:r>
+        <w:rPr>
+          <w:rFonts w:ascii="Arial" w:hAnsi="Arial" w:cs="Arial"/>
+          <w:sz w:val="20"/>
+          <w:szCs w:val="20"/>
+        </w:rPr>
+        <w:t>id:label</w:t>
       </w:r>
       <w:proofErr w:type="spellEnd"/>
+      <w:proofErr w:type="gramEnd"/>
       <w:r>
         <w:rPr>
           <w:rFonts w:ascii="Arial" w:hAnsi="Arial" w:cs="Arial"/>
@@ -650,13 +1052,23 @@
         <w:t>{</w:t>
       </w:r>
       <w:proofErr w:type="spellStart"/>
-      <w:r>
-        <w:rPr>
-          <w:rFonts w:ascii="Arial" w:hAnsi="Arial" w:cs="Arial"/>
-          <w:sz w:val="20"/>
-          <w:szCs w:val="20"/>
-        </w:rPr>
-        <w:t>contact.first_name</w:t>
+      <w:proofErr w:type="gramStart"/>
+      <w:r>
+        <w:rPr>
+          <w:rFonts w:ascii="Arial" w:hAnsi="Arial" w:cs="Arial"/>
+          <w:sz w:val="20"/>
+          <w:szCs w:val="20"/>
+        </w:rPr>
+        <w:t>contact.first</w:t>
+      </w:r>
+      <w:proofErr w:type="gramEnd"/>
+      <w:r>
+        <w:rPr>
+          <w:rFonts w:ascii="Arial" w:hAnsi="Arial" w:cs="Arial"/>
+          <w:sz w:val="20"/>
+          <w:szCs w:val="20"/>
+        </w:rPr>
+        <w:t>_name</w:t>
       </w:r>
       <w:proofErr w:type="spellEnd"/>
       <w:r>
@@ -674,7 +1086,25 @@
           <w:sz w:val="20"/>
           <w:szCs w:val="20"/>
         </w:rPr>
-        <w:t>Tokens_for_contact_Champs_de_fu.CONCAT_WS_last_name_nick_name</w:t>
+        <w:t>Tokens_for_contact_Champs_de_</w:t>
+      </w:r>
+      <w:proofErr w:type="gramStart"/>
+      <w:r>
+        <w:rPr>
+          <w:rFonts w:ascii="Arial" w:hAnsi="Arial" w:cs="Arial"/>
+          <w:sz w:val="20"/>
+          <w:szCs w:val="20"/>
+        </w:rPr>
+        <w:t>fu.CONCAT</w:t>
+      </w:r>
+      <w:proofErr w:type="gramEnd"/>
+      <w:r>
+        <w:rPr>
+          <w:rFonts w:ascii="Arial" w:hAnsi="Arial" w:cs="Arial"/>
+          <w:sz w:val="20"/>
+          <w:szCs w:val="20"/>
+        </w:rPr>
+        <w:t>_WS_last_name_nick_name</w:t>
       </w:r>
       <w:proofErr w:type="spellEnd"/>
       <w:r>
@@ -694,13 +1124,23 @@
         <w:t>survenu le {</w:t>
       </w:r>
       <w:proofErr w:type="spellStart"/>
-      <w:r>
-        <w:rPr>
-          <w:rFonts w:ascii="Arial" w:hAnsi="Arial" w:cs="Arial"/>
-          <w:sz w:val="20"/>
-          <w:szCs w:val="20"/>
-        </w:rPr>
-        <w:t>contact.deceased_date</w:t>
+      <w:proofErr w:type="gramStart"/>
+      <w:r>
+        <w:rPr>
+          <w:rFonts w:ascii="Arial" w:hAnsi="Arial" w:cs="Arial"/>
+          <w:sz w:val="20"/>
+          <w:szCs w:val="20"/>
+        </w:rPr>
+        <w:t>contact.deceased</w:t>
+      </w:r>
+      <w:proofErr w:type="gramEnd"/>
+      <w:r>
+        <w:rPr>
+          <w:rFonts w:ascii="Arial" w:hAnsi="Arial" w:cs="Arial"/>
+          <w:sz w:val="20"/>
+          <w:szCs w:val="20"/>
+        </w:rPr>
+        <w:t>_date</w:t>
       </w:r>
       <w:proofErr w:type="spellEnd"/>
       <w:r>
@@ -761,9 +1201,37 @@
           <w:sz w:val="20"/>
           <w:szCs w:val="20"/>
         </w:rPr>
-        <w:t>Tokens_for_contact_Champs_de_fu.postal_greeting_id:label</w:t>
+        <w:t>Tokens_for_contact_Champs_de_</w:t>
+      </w:r>
+      <w:proofErr w:type="gramStart"/>
+      <w:r>
+        <w:rPr>
+          <w:rFonts w:ascii="Arial" w:hAnsi="Arial" w:cs="Arial"/>
+          <w:sz w:val="20"/>
+          <w:szCs w:val="20"/>
+        </w:rPr>
+        <w:t>fu.postal</w:t>
+      </w:r>
+      <w:proofErr w:type="gramEnd"/>
+      <w:r>
+        <w:rPr>
+          <w:rFonts w:ascii="Arial" w:hAnsi="Arial" w:cs="Arial"/>
+          <w:sz w:val="20"/>
+          <w:szCs w:val="20"/>
+        </w:rPr>
+        <w:t>_greeting_</w:t>
+      </w:r>
+      <w:proofErr w:type="gramStart"/>
+      <w:r>
+        <w:rPr>
+          <w:rFonts w:ascii="Arial" w:hAnsi="Arial" w:cs="Arial"/>
+          <w:sz w:val="20"/>
+          <w:szCs w:val="20"/>
+        </w:rPr>
+        <w:t>id:label</w:t>
       </w:r>
       <w:proofErr w:type="spellEnd"/>
+      <w:proofErr w:type="gramEnd"/>
       <w:r>
         <w:rPr>
           <w:rFonts w:ascii="Arial" w:hAnsi="Arial" w:cs="Arial"/>
@@ -795,7 +1263,25 @@
           <w:sz w:val="20"/>
           <w:szCs w:val="20"/>
         </w:rPr>
-        <w:t>Tokens_for_contact_Champs_de_fu.CONCAT_WS_last_name_nick_name</w:t>
+        <w:t>Tokens_for_contact_Champs_de_</w:t>
+      </w:r>
+      <w:proofErr w:type="gramStart"/>
+      <w:r>
+        <w:rPr>
+          <w:rFonts w:ascii="Arial" w:hAnsi="Arial" w:cs="Arial"/>
+          <w:sz w:val="20"/>
+          <w:szCs w:val="20"/>
+        </w:rPr>
+        <w:t>fu.CONCAT</w:t>
+      </w:r>
+      <w:proofErr w:type="gramEnd"/>
+      <w:r>
+        <w:rPr>
+          <w:rFonts w:ascii="Arial" w:hAnsi="Arial" w:cs="Arial"/>
+          <w:sz w:val="20"/>
+          <w:szCs w:val="20"/>
+        </w:rPr>
+        <w:t>_WS_last_name_nick_name</w:t>
       </w:r>
       <w:proofErr w:type="spellEnd"/>
       <w:r>
@@ -883,9 +1369,40 @@
           <w:szCs w:val="20"/>
           <w:lang w:eastAsia="fr-FR"/>
         </w:rPr>
-        <w:t>Tokens_for_contact_Champs_de_fu.postal_greeting_id:label</w:t>
+        <w:t>Tokens_for_contact_Champs_de_</w:t>
+      </w:r>
+      <w:proofErr w:type="gramStart"/>
+      <w:r>
+        <w:rPr>
+          <w:rFonts w:ascii="Arial" w:eastAsia="Times New Roman" w:hAnsi="Arial" w:cs="Arial"/>
+          <w:sz w:val="20"/>
+          <w:szCs w:val="20"/>
+          <w:lang w:eastAsia="fr-FR"/>
+        </w:rPr>
+        <w:t>fu.postal</w:t>
+      </w:r>
+      <w:proofErr w:type="gramEnd"/>
+      <w:r>
+        <w:rPr>
+          <w:rFonts w:ascii="Arial" w:eastAsia="Times New Roman" w:hAnsi="Arial" w:cs="Arial"/>
+          <w:sz w:val="20"/>
+          <w:szCs w:val="20"/>
+          <w:lang w:eastAsia="fr-FR"/>
+        </w:rPr>
+        <w:t>_greeting_</w:t>
+      </w:r>
+      <w:proofErr w:type="gramStart"/>
+      <w:r>
+        <w:rPr>
+          <w:rFonts w:ascii="Arial" w:eastAsia="Times New Roman" w:hAnsi="Arial" w:cs="Arial"/>
+          <w:sz w:val="20"/>
+          <w:szCs w:val="20"/>
+          <w:lang w:eastAsia="fr-FR"/>
+        </w:rPr>
+        <w:t>id:label</w:t>
       </w:r>
       <w:proofErr w:type="spellEnd"/>
+      <w:proofErr w:type="gramEnd"/>
       <w:r>
         <w:rPr>
           <w:rFonts w:ascii="Arial" w:eastAsia="Times New Roman" w:hAnsi="Arial" w:cs="Arial"/>
@@ -918,7 +1435,25 @@
           <w:sz w:val="20"/>
           <w:szCs w:val="20"/>
         </w:rPr>
-        <w:t>Tokens_for_contact_Champs_de_fu.CONCAT_WS_last_name_nick_name</w:t>
+        <w:t>Tokens_for_contact_Champs_de_</w:t>
+      </w:r>
+      <w:proofErr w:type="gramStart"/>
+      <w:r>
+        <w:rPr>
+          <w:rFonts w:ascii="Arial" w:hAnsi="Arial" w:cs="Arial"/>
+          <w:sz w:val="20"/>
+          <w:szCs w:val="20"/>
+        </w:rPr>
+        <w:t>fu.CONCAT</w:t>
+      </w:r>
+      <w:proofErr w:type="gramEnd"/>
+      <w:r>
+        <w:rPr>
+          <w:rFonts w:ascii="Arial" w:hAnsi="Arial" w:cs="Arial"/>
+          <w:sz w:val="20"/>
+          <w:szCs w:val="20"/>
+        </w:rPr>
+        <w:t>_WS_last_name_nick_name</w:t>
       </w:r>
       <w:proofErr w:type="spellEnd"/>
       <w:r>
@@ -935,17 +1470,10 @@
           <w:sz w:val="20"/>
           <w:szCs w:val="20"/>
         </w:rPr>
-        <w:t xml:space="preserve"> sera pris en charge par le </w:t>
-      </w:r>
-      <w:r>
-        <w:rPr>
-          <w:rFonts w:ascii="Arial" w:hAnsi="Arial" w:cs="Arial"/>
-          <w:sz w:val="20"/>
-          <w:szCs w:val="20"/>
-        </w:rPr>
-        <w:t>crématorium de {</w:t>
+        <w:t xml:space="preserve"> sera pris en charge par le crématorium de {</w:t>
       </w:r>
       <w:proofErr w:type="spellStart"/>
+      <w:proofErr w:type="gramStart"/>
       <w:r>
         <w:rPr>
           <w:rFonts w:ascii="Arial" w:hAnsi="Arial" w:cs="Arial"/>
@@ -955,6 +1483,7 @@
         <w:t>domain.city</w:t>
       </w:r>
       <w:proofErr w:type="spellEnd"/>
+      <w:proofErr w:type="gramEnd"/>
       <w:r>
         <w:rPr>
           <w:rFonts w:ascii="Arial" w:hAnsi="Arial" w:cs="Arial"/>
@@ -973,12 +1502,16 @@
         <w:suppressAutoHyphens w:val="0"/>
         <w:spacing w:after="120"/>
         <w:ind w:left="714" w:hanging="357"/>
+        <w:rPr>
+          <w:highlight w:val="yellow"/>
+        </w:rPr>
       </w:pPr>
       <w:r>
         <w:rPr>
           <w:rFonts w:ascii="Arial" w:hAnsi="Arial" w:cs="Arial"/>
           <w:sz w:val="20"/>
           <w:szCs w:val="20"/>
+          <w:highlight w:val="yellow"/>
         </w:rPr>
         <w:t xml:space="preserve">Vous serez averti(e) de la date de la crémation pour vous aider dans votre deuil mais </w:t>
       </w:r>
@@ -987,6 +1520,7 @@
           <w:rFonts w:ascii="Arial" w:hAnsi="Arial" w:cs="Arial"/>
           <w:sz w:val="20"/>
           <w:szCs w:val="20"/>
+          <w:highlight w:val="yellow"/>
         </w:rPr>
         <w:t xml:space="preserve">vous </w:t>
       </w:r>
@@ -995,6 +1529,7 @@
           <w:rFonts w:ascii="Arial" w:hAnsi="Arial" w:cs="Arial"/>
           <w:sz w:val="20"/>
           <w:szCs w:val="20"/>
+          <w:highlight w:val="yellow"/>
         </w:rPr>
         <w:t xml:space="preserve">ne pourrez </w:t>
       </w:r>
@@ -1003,6 +1538,7 @@
           <w:rFonts w:ascii="Arial" w:hAnsi="Arial" w:cs="Arial"/>
           <w:sz w:val="20"/>
           <w:szCs w:val="20"/>
+          <w:highlight w:val="yellow"/>
         </w:rPr>
         <w:t xml:space="preserve">pas </w:t>
       </w:r>
@@ -1011,6 +1547,7 @@
           <w:rFonts w:ascii="Arial" w:hAnsi="Arial" w:cs="Arial"/>
           <w:sz w:val="20"/>
           <w:szCs w:val="20"/>
+          <w:highlight w:val="yellow"/>
         </w:rPr>
         <w:t>y assister.</w:t>
       </w:r>
@@ -1049,9 +1586,40 @@
           <w:szCs w:val="20"/>
           <w:lang w:eastAsia="fr-FR"/>
         </w:rPr>
-        <w:t>Tokens_for_contact_Champs_de_fu.postal_greeting_id:label</w:t>
+        <w:t>Tokens_for_contact_Champs_de_</w:t>
+      </w:r>
+      <w:proofErr w:type="gramStart"/>
+      <w:r>
+        <w:rPr>
+          <w:rFonts w:ascii="Arial" w:eastAsia="Times New Roman" w:hAnsi="Arial" w:cs="Arial"/>
+          <w:sz w:val="20"/>
+          <w:szCs w:val="20"/>
+          <w:lang w:eastAsia="fr-FR"/>
+        </w:rPr>
+        <w:t>fu.postal</w:t>
+      </w:r>
+      <w:proofErr w:type="gramEnd"/>
+      <w:r>
+        <w:rPr>
+          <w:rFonts w:ascii="Arial" w:eastAsia="Times New Roman" w:hAnsi="Arial" w:cs="Arial"/>
+          <w:sz w:val="20"/>
+          <w:szCs w:val="20"/>
+          <w:lang w:eastAsia="fr-FR"/>
+        </w:rPr>
+        <w:t>_greeting_</w:t>
+      </w:r>
+      <w:proofErr w:type="gramStart"/>
+      <w:r>
+        <w:rPr>
+          <w:rFonts w:ascii="Arial" w:eastAsia="Times New Roman" w:hAnsi="Arial" w:cs="Arial"/>
+          <w:sz w:val="20"/>
+          <w:szCs w:val="20"/>
+          <w:lang w:eastAsia="fr-FR"/>
+        </w:rPr>
+        <w:t>id:label</w:t>
       </w:r>
       <w:proofErr w:type="spellEnd"/>
+      <w:proofErr w:type="gramEnd"/>
       <w:r>
         <w:rPr>
           <w:rFonts w:ascii="Arial" w:eastAsia="Times New Roman" w:hAnsi="Arial" w:cs="Arial"/>
@@ -1084,7 +1652,25 @@
           <w:sz w:val="20"/>
           <w:szCs w:val="20"/>
         </w:rPr>
-        <w:t>Tokens_for_contact_Champs_de_fu.CONCAT_WS_last_name_nick_name</w:t>
+        <w:t>Tokens_for_contact_Champs_de_</w:t>
+      </w:r>
+      <w:proofErr w:type="gramStart"/>
+      <w:r>
+        <w:rPr>
+          <w:rFonts w:ascii="Arial" w:hAnsi="Arial" w:cs="Arial"/>
+          <w:sz w:val="20"/>
+          <w:szCs w:val="20"/>
+        </w:rPr>
+        <w:t>fu.CONCAT</w:t>
+      </w:r>
+      <w:proofErr w:type="gramEnd"/>
+      <w:r>
+        <w:rPr>
+          <w:rFonts w:ascii="Arial" w:hAnsi="Arial" w:cs="Arial"/>
+          <w:sz w:val="20"/>
+          <w:szCs w:val="20"/>
+        </w:rPr>
+        <w:t>_WS_last_name_nick_name</w:t>
       </w:r>
       <w:proofErr w:type="spellEnd"/>
       <w:r>
@@ -1104,6 +1690,7 @@
         <w:t>, ses cendres seront ensuite dispersées anonymement par notre centre autour de la stèle du Jardin du souvenir des donneurs, au cimetière de {</w:t>
       </w:r>
       <w:proofErr w:type="spellStart"/>
+      <w:proofErr w:type="gramStart"/>
       <w:r>
         <w:rPr>
           <w:rFonts w:ascii="Arial" w:hAnsi="Arial" w:cs="Arial"/>
@@ -1113,6 +1700,7 @@
         <w:t>domain.city</w:t>
       </w:r>
       <w:proofErr w:type="spellEnd"/>
+      <w:proofErr w:type="gramEnd"/>
       <w:r>
         <w:rPr>
           <w:rFonts w:ascii="Arial" w:hAnsi="Arial" w:cs="Arial"/>
@@ -1181,9 +1769,37 @@
           <w:sz w:val="20"/>
           <w:szCs w:val="20"/>
         </w:rPr>
-        <w:t>Tokens_for_contact_Champs_de_fu.postal_greeting_id:label</w:t>
+        <w:t>Tokens_for_contact_Champs_de_</w:t>
+      </w:r>
+      <w:proofErr w:type="gramStart"/>
+      <w:r>
+        <w:rPr>
+          <w:rFonts w:ascii="Arial" w:hAnsi="Arial" w:cs="Arial"/>
+          <w:sz w:val="20"/>
+          <w:szCs w:val="20"/>
+        </w:rPr>
+        <w:t>fu.postal</w:t>
+      </w:r>
+      <w:proofErr w:type="gramEnd"/>
+      <w:r>
+        <w:rPr>
+          <w:rFonts w:ascii="Arial" w:hAnsi="Arial" w:cs="Arial"/>
+          <w:sz w:val="20"/>
+          <w:szCs w:val="20"/>
+        </w:rPr>
+        <w:t>_greeting_</w:t>
+      </w:r>
+      <w:proofErr w:type="gramStart"/>
+      <w:r>
+        <w:rPr>
+          <w:rFonts w:ascii="Arial" w:hAnsi="Arial" w:cs="Arial"/>
+          <w:sz w:val="20"/>
+          <w:szCs w:val="20"/>
+        </w:rPr>
+        <w:t>id:label</w:t>
       </w:r>
       <w:proofErr w:type="spellEnd"/>
+      <w:proofErr w:type="gramEnd"/>
       <w:r>
         <w:rPr>
           <w:rFonts w:ascii="Arial" w:hAnsi="Arial" w:cs="Arial"/>
@@ -1215,7 +1831,25 @@
           <w:sz w:val="20"/>
           <w:szCs w:val="20"/>
         </w:rPr>
-        <w:t>Tokens_for_contact_Champs_de_fu.CONCAT_WS_last_name_nick_name</w:t>
+        <w:t>Tokens_for_contact_Champs_de_</w:t>
+      </w:r>
+      <w:proofErr w:type="gramStart"/>
+      <w:r>
+        <w:rPr>
+          <w:rFonts w:ascii="Arial" w:hAnsi="Arial" w:cs="Arial"/>
+          <w:sz w:val="20"/>
+          <w:szCs w:val="20"/>
+        </w:rPr>
+        <w:t>fu.CONCAT</w:t>
+      </w:r>
+      <w:proofErr w:type="gramEnd"/>
+      <w:r>
+        <w:rPr>
+          <w:rFonts w:ascii="Arial" w:hAnsi="Arial" w:cs="Arial"/>
+          <w:sz w:val="20"/>
+          <w:szCs w:val="20"/>
+        </w:rPr>
+        <w:t>_WS_last_name_nick_name</w:t>
       </w:r>
       <w:proofErr w:type="spellEnd"/>
       <w:r>
@@ -1285,7 +1919,7 @@
         <w:rPr>
           <w:rFonts w:ascii="Arial" w:hAnsi="Arial" w:cs="Arial"/>
         </w:rPr>
-        <w:t>{Tokens_PAQPF_Champs_de_fusion_1.Contact_RelationshipCache_Contact_01.postal_greeting_display}</w:t>
+        <w:t>{Tokens_PAQPF_Champs_de_fusion_1.Contact_RelationshipCache_Contact_01.postal_greeting_id:label}</w:t>
       </w:r>
       <w:r>
         <w:rPr>
@@ -1388,10 +2022,10 @@
                 <w:szCs w:val="20"/>
               </w:rPr>
               <w:drawing>
-                <wp:inline distT="0" distB="0" distL="0" distR="0" wp14:anchorId="42828A7F" wp14:editId="2507F91D">
-                  <wp:extent cx="1855986" cy="816634"/>
-                  <wp:effectExtent l="0" t="0" r="0" b="0"/>
-                  <wp:docPr id="1009184800" name="Image 1"/>
+                <wp:inline distT="0" distB="0" distL="0" distR="0" wp14:anchorId="562155A4" wp14:editId="6757AC15">
+                  <wp:extent cx="1772124" cy="532847"/>
+                  <wp:effectExtent l="0" t="0" r="6350" b="635"/>
+                  <wp:docPr id="2074606862" name="Image 1" descr="Une image contenant noir, obscurité&#10;&#10;Description générée automatiquement"/>
                   <wp:cNvGraphicFramePr>
                     <a:graphicFrameLocks xmlns:a="http://schemas.openxmlformats.org/drawingml/2006/main" noChangeAspect="1"/>
                   </wp:cNvGraphicFramePr>
@@ -1399,29 +2033,36 @@
                     <a:graphicData uri="http://schemas.openxmlformats.org/drawingml/2006/picture">
                       <pic:pic xmlns:pic="http://schemas.openxmlformats.org/drawingml/2006/picture">
                         <pic:nvPicPr>
-                          <pic:cNvPr id="1009184800" name="Image 1009184800"/>
-                          <pic:cNvPicPr/>
+                          <pic:cNvPr id="2074606862" name="Image 1" descr="Une image contenant noir, obscurité&#10;&#10;Description générée automatiquement"/>
+                          <pic:cNvPicPr>
+                            <a:picLocks noChangeAspect="1" noChangeArrowheads="1"/>
+                          </pic:cNvPicPr>
                         </pic:nvPicPr>
                         <pic:blipFill>
-                          <a:blip r:embed="rId9">
+                          <a:blip r:embed="rId9" cstate="print">
                             <a:extLst>
                               <a:ext uri="{28A0092B-C50C-407E-A947-70E740481C1C}">
                                 <a14:useLocalDpi xmlns:a14="http://schemas.microsoft.com/office/drawing/2010/main" val="0"/>
                               </a:ext>
                             </a:extLst>
                           </a:blip>
+                          <a:srcRect/>
                           <a:stretch>
                             <a:fillRect/>
                           </a:stretch>
                         </pic:blipFill>
-                        <pic:spPr>
+                        <pic:spPr bwMode="auto">
                           <a:xfrm>
                             <a:off x="0" y="0"/>
-                            <a:ext cx="1966926" cy="865448"/>
+                            <a:ext cx="1820514" cy="547397"/>
                           </a:xfrm>
                           <a:prstGeom prst="rect">
                             <a:avLst/>
                           </a:prstGeom>
+                          <a:noFill/>
+                          <a:ln>
+                            <a:noFill/>
+                          </a:ln>
                         </pic:spPr>
                       </pic:pic>
                     </a:graphicData>
@@ -1477,7 +2118,25 @@
                 <w:sz w:val="16"/>
                 <w:szCs w:val="16"/>
               </w:rPr>
-              <w:t>{domain.supplemental_address_2}</w:t>
+              <w:t>{</w:t>
+            </w:r>
+            <w:proofErr w:type="gramStart"/>
+            <w:r>
+              <w:rPr>
+                <w:rFonts w:ascii="Arial" w:hAnsi="Arial" w:cs="Arial"/>
+                <w:sz w:val="16"/>
+                <w:szCs w:val="16"/>
+              </w:rPr>
+              <w:t>domain.supplemental</w:t>
+            </w:r>
+            <w:proofErr w:type="gramEnd"/>
+            <w:r>
+              <w:rPr>
+                <w:rFonts w:ascii="Arial" w:hAnsi="Arial" w:cs="Arial"/>
+                <w:sz w:val="16"/>
+                <w:szCs w:val="16"/>
+              </w:rPr>
+              <w:t>_address_2}</w:t>
             </w:r>
           </w:p>
           <w:p>
@@ -1532,6 +2191,7 @@
               <w:t>orps de {</w:t>
             </w:r>
             <w:proofErr w:type="spellStart"/>
+            <w:proofErr w:type="gramStart"/>
             <w:r>
               <w:rPr>
                 <w:rFonts w:ascii="Arial" w:hAnsi="Arial" w:cs="Arial"/>
@@ -1541,6 +2201,7 @@
               <w:t>domain.city</w:t>
             </w:r>
             <w:proofErr w:type="spellEnd"/>
+            <w:proofErr w:type="gramEnd"/>
             <w:r>
               <w:rPr>
                 <w:rFonts w:ascii="Arial" w:hAnsi="Arial" w:cs="Arial"/>
@@ -1635,6 +2296,165 @@
 
 <file path=word/footer2.xml><?xml version="1.0" encoding="utf-8"?>
 <w:ftr xmlns:wpc="http://schemas.microsoft.com/office/word/2010/wordprocessingCanvas" xmlns:cx="http://schemas.microsoft.com/office/drawing/2014/chartex" xmlns:cx1="http://schemas.microsoft.com/office/drawing/2015/9/8/chartex" xmlns:cx2="http://schemas.microsoft.com/office/drawing/2015/10/21/chartex" xmlns:cx3="http://schemas.microsoft.com/office/drawing/2016/5/9/chartex" xmlns:cx4="http://schemas.microsoft.com/office/drawing/2016/5/10/chartex" xmlns:cx5="http://schemas.microsoft.com/office/drawing/2016/5/11/chartex" xmlns:cx6="http://schemas.microsoft.com/office/drawing/2016/5/12/chartex" xmlns:cx7="http://schemas.microsoft.com/office/drawing/2016/5/13/chartex" xmlns:cx8="http://schemas.microsoft.com/office/drawing/2016/5/14/chartex" xmlns:mc="http://schemas.openxmlformats.org/markup-compatibility/2006" xmlns:aink="http://schemas.microsoft.com/office/drawing/2016/ink" xmlns:am3d="http://schemas.microsoft.com/office/drawing/2017/model3d" xmlns:o="urn:schemas-microsoft-com:office:office" xmlns:oel="http://schemas.microsoft.com/office/2019/extlst" xmlns:r="http://schemas.openxmlformats.org/officeDocument/2006/relationships" xmlns:m="http://schemas.openxmlformats.org/officeDocument/2006/math" xmlns:v="urn:schemas-microsoft-com:vml" xmlns:wp14="http://schemas.microsoft.com/office/word/2010/wordprocessingDrawing" xmlns:wp="http://schemas.openxmlformats.org/drawingml/2006/wordprocessingDrawing" xmlns:w10="urn:schemas-microsoft-com:office:word" xmlns:w="http://schemas.openxmlformats.org/wordprocessingml/2006/main" xmlns:w14="http://schemas.microsoft.com/office/word/2010/wordml" xmlns:w15="http://schemas.microsoft.com/office/word/2012/wordml" xmlns:w16cex="http://schemas.microsoft.com/office/word/2018/wordml/cex" xmlns:w16cid="http://schemas.microsoft.com/office/word/2016/wordml/cid" xmlns:w16="http://schemas.microsoft.com/office/word/2018/wordml" xmlns:w16du="http://schemas.microsoft.com/office/word/2023/wordml/word16du" xmlns:w16sdtdh="http://schemas.microsoft.com/office/word/2020/wordml/sdtdatahash" xmlns:w16sdtfl="http://schemas.microsoft.com/office/word/2024/wordml/sdtformatlock" xmlns:w16se="http://schemas.microsoft.com/office/word/2015/wordml/symex" xmlns:wpg="http://schemas.microsoft.com/office/word/2010/wordprocessingGroup" xmlns:wpi="http://schemas.microsoft.com/office/word/2010/wordprocessingInk" xmlns:wne="http://schemas.microsoft.com/office/word/2006/wordml" xmlns:wps="http://schemas.microsoft.com/office/word/2010/wordprocessingShape" mc:Ignorable="w14 w15 w16se w16cid w16 w16cex w16sdtdh w16sdtfl w16du wp14">
+  <w:tbl>
+    <w:tblPr>
+      <w:tblW w:w="4900" w:type="pct"/>
+      <w:tblInd w:w="198" w:type="dxa"/>
+      <w:tblLayout w:type="fixed"/>
+      <w:tblCellMar>
+        <w:left w:w="5" w:type="dxa"/>
+        <w:right w:w="5" w:type="dxa"/>
+      </w:tblCellMar>
+      <w:tblLook w:val="04A0" w:firstRow="1" w:lastRow="0" w:firstColumn="1" w:lastColumn="0" w:noHBand="0" w:noVBand="1"/>
+    </w:tblPr>
+    <w:tblGrid>
+      <w:gridCol w:w="3441"/>
+      <w:gridCol w:w="1547"/>
+      <w:gridCol w:w="3359"/>
+      <w:gridCol w:w="1978"/>
+    </w:tblGrid>
+    <w:tr>
+      <w:trPr>
+        <w:cantSplit/>
+        <w:trHeight w:val="624"/>
+      </w:trPr>
+      <w:tc>
+        <w:tcPr>
+          <w:tcW w:w="3444" w:type="dxa"/>
+          <w:tcBorders>
+            <w:top w:val="single" w:sz="4" w:space="0" w:color="FFFFFF"/>
+            <w:left w:val="single" w:sz="4" w:space="0" w:color="FFFFFF"/>
+            <w:bottom w:val="single" w:sz="4" w:space="0" w:color="FFFFFF"/>
+            <w:right w:val="single" w:sz="4" w:space="0" w:color="FFFFFF"/>
+          </w:tcBorders>
+        </w:tcPr>
+        <w:p>
+          <w:pPr>
+            <w:pStyle w:val="ADRESSEpieddepage"/>
+          </w:pPr>
+          <w:r>
+            <w:t>Faculté de médecine</w:t>
+          </w:r>
+          <w:r>
+            <w:br/>
+            <w:t xml:space="preserve">10 bd Tonnellé </w:t>
+          </w:r>
+          <w:r>
+            <w:br/>
+            <w:t>BP 3223</w:t>
+          </w:r>
+          <w:r>
+            <w:br/>
+            <w:t>37032 Tours cedex 1</w:t>
+          </w:r>
+        </w:p>
+      </w:tc>
+      <w:tc>
+        <w:tcPr>
+          <w:tcW w:w="1548" w:type="dxa"/>
+          <w:tcBorders>
+            <w:top w:val="single" w:sz="4" w:space="0" w:color="FFFFFF"/>
+            <w:left w:val="single" w:sz="4" w:space="0" w:color="FFFFFF"/>
+            <w:bottom w:val="single" w:sz="4" w:space="0" w:color="FFFFFF"/>
+            <w:right w:val="single" w:sz="4" w:space="0" w:color="FFFFFF"/>
+          </w:tcBorders>
+        </w:tcPr>
+        <w:p>
+          <w:pPr>
+            <w:pStyle w:val="ADRESSEpieddepage"/>
+          </w:pPr>
+          <w:r>
+            <w:t>02 34 37 96 43</w:t>
+          </w:r>
+        </w:p>
+        <w:p>
+          <w:pPr>
+            <w:pStyle w:val="ADRESSEpieddepage"/>
+          </w:pPr>
+          <w:r>
+            <w:t>02 47 36 61 36</w:t>
+          </w:r>
+        </w:p>
+        <w:p>
+          <w:pPr>
+            <w:pStyle w:val="ADRESSEpieddepage"/>
+          </w:pPr>
+          <w:r>
+            <w:t>02 47 36 60 40</w:t>
+          </w:r>
+        </w:p>
+      </w:tc>
+      <w:tc>
+        <w:tcPr>
+          <w:tcW w:w="3362" w:type="dxa"/>
+          <w:tcBorders>
+            <w:top w:val="single" w:sz="4" w:space="0" w:color="FFFFFF"/>
+            <w:left w:val="single" w:sz="4" w:space="0" w:color="FFFFFF"/>
+            <w:bottom w:val="single" w:sz="4" w:space="0" w:color="FFFFFF"/>
+            <w:right w:val="single" w:sz="4" w:space="0" w:color="FFFFFF"/>
+          </w:tcBorders>
+        </w:tcPr>
+        <w:p>
+          <w:pPr>
+            <w:pStyle w:val="ADRESSEpieddepage"/>
+          </w:pPr>
+          <w:hyperlink r:id="rId1">
+            <w:r>
+              <w:rPr>
+                <w:rStyle w:val="Lienhypertexte"/>
+              </w:rPr>
+              <w:t>stephane.velut@univ-tours.fr</w:t>
+            </w:r>
+          </w:hyperlink>
+        </w:p>
+        <w:p>
+          <w:pPr>
+            <w:pStyle w:val="ADRESSEpieddepage"/>
+          </w:pPr>
+          <w:hyperlink r:id="rId2">
+            <w:r>
+              <w:rPr>
+                <w:rStyle w:val="Lienhypertexte"/>
+              </w:rPr>
+              <w:t>christophe.destrieux@univ-tours.fr</w:t>
+            </w:r>
+          </w:hyperlink>
+        </w:p>
+        <w:p>
+          <w:pPr>
+            <w:pStyle w:val="ADRESSEpieddepage"/>
+          </w:pPr>
+          <w:hyperlink r:id="rId3">
+            <w:r>
+              <w:rPr>
+                <w:rStyle w:val="Lienhypertexte"/>
+              </w:rPr>
+              <w:t>carine.beausse@univ-tours.fr</w:t>
+            </w:r>
+          </w:hyperlink>
+        </w:p>
+      </w:tc>
+      <w:tc>
+        <w:tcPr>
+          <w:tcW w:w="1980" w:type="dxa"/>
+          <w:tcBorders>
+            <w:top w:val="single" w:sz="4" w:space="0" w:color="FFFFFF"/>
+            <w:left w:val="single" w:sz="4" w:space="0" w:color="FFFFFF"/>
+            <w:bottom w:val="single" w:sz="4" w:space="0" w:color="FFFFFF"/>
+            <w:right w:val="single" w:sz="4" w:space="0" w:color="FFFFFF"/>
+          </w:tcBorders>
+        </w:tcPr>
+        <w:p>
+          <w:pPr>
+            <w:pStyle w:val="ADRESSEpieddepage"/>
+          </w:pPr>
+          <w:r>
+            <w:t>med.univ-tours.fr</w:t>
+          </w:r>
+        </w:p>
+      </w:tc>
+    </w:tr>
+  </w:tbl>
   <w:p>
     <w:pPr>
       <w:pStyle w:val="ADRESSEpieddepage"/>
@@ -1645,9 +2465,204 @@
 
 <file path=word/footer3.xml><?xml version="1.0" encoding="utf-8"?>
 <w:ftr xmlns:wpc="http://schemas.microsoft.com/office/word/2010/wordprocessingCanvas" xmlns:cx="http://schemas.microsoft.com/office/drawing/2014/chartex" xmlns:cx1="http://schemas.microsoft.com/office/drawing/2015/9/8/chartex" xmlns:cx2="http://schemas.microsoft.com/office/drawing/2015/10/21/chartex" xmlns:cx3="http://schemas.microsoft.com/office/drawing/2016/5/9/chartex" xmlns:cx4="http://schemas.microsoft.com/office/drawing/2016/5/10/chartex" xmlns:cx5="http://schemas.microsoft.com/office/drawing/2016/5/11/chartex" xmlns:cx6="http://schemas.microsoft.com/office/drawing/2016/5/12/chartex" xmlns:cx7="http://schemas.microsoft.com/office/drawing/2016/5/13/chartex" xmlns:cx8="http://schemas.microsoft.com/office/drawing/2016/5/14/chartex" xmlns:mc="http://schemas.openxmlformats.org/markup-compatibility/2006" xmlns:aink="http://schemas.microsoft.com/office/drawing/2016/ink" xmlns:am3d="http://schemas.microsoft.com/office/drawing/2017/model3d" xmlns:o="urn:schemas-microsoft-com:office:office" xmlns:oel="http://schemas.microsoft.com/office/2019/extlst" xmlns:r="http://schemas.openxmlformats.org/officeDocument/2006/relationships" xmlns:m="http://schemas.openxmlformats.org/officeDocument/2006/math" xmlns:v="urn:schemas-microsoft-com:vml" xmlns:wp14="http://schemas.microsoft.com/office/word/2010/wordprocessingDrawing" xmlns:wp="http://schemas.openxmlformats.org/drawingml/2006/wordprocessingDrawing" xmlns:w10="urn:schemas-microsoft-com:office:word" xmlns:w="http://schemas.openxmlformats.org/wordprocessingml/2006/main" xmlns:w14="http://schemas.microsoft.com/office/word/2010/wordml" xmlns:w15="http://schemas.microsoft.com/office/word/2012/wordml" xmlns:w16cex="http://schemas.microsoft.com/office/word/2018/wordml/cex" xmlns:w16cid="http://schemas.microsoft.com/office/word/2016/wordml/cid" xmlns:w16="http://schemas.microsoft.com/office/word/2018/wordml" xmlns:w16du="http://schemas.microsoft.com/office/word/2023/wordml/word16du" xmlns:w16sdtdh="http://schemas.microsoft.com/office/word/2020/wordml/sdtdatahash" xmlns:w16sdtfl="http://schemas.microsoft.com/office/word/2024/wordml/sdtformatlock" xmlns:w16se="http://schemas.microsoft.com/office/word/2015/wordml/symex" xmlns:wpg="http://schemas.microsoft.com/office/word/2010/wordprocessingGroup" xmlns:wpi="http://schemas.microsoft.com/office/word/2010/wordprocessingInk" xmlns:wne="http://schemas.microsoft.com/office/word/2006/wordml" xmlns:wps="http://schemas.microsoft.com/office/word/2010/wordprocessingShape" mc:Ignorable="w14 w15 w16se w16cid w16 w16cex w16sdtdh w16sdtfl w16du wp14">
+  <w:tbl>
+    <w:tblPr>
+      <w:tblW w:w="4900" w:type="pct"/>
+      <w:tblInd w:w="198" w:type="dxa"/>
+      <w:tblLayout w:type="fixed"/>
+      <w:tblCellMar>
+        <w:left w:w="5" w:type="dxa"/>
+        <w:right w:w="5" w:type="dxa"/>
+      </w:tblCellMar>
+      <w:tblLook w:val="04A0" w:firstRow="1" w:lastRow="0" w:firstColumn="1" w:lastColumn="0" w:noHBand="0" w:noVBand="1"/>
+    </w:tblPr>
+    <w:tblGrid>
+      <w:gridCol w:w="3468"/>
+      <w:gridCol w:w="1524"/>
+      <w:gridCol w:w="3359"/>
+      <w:gridCol w:w="1974"/>
+    </w:tblGrid>
+    <w:tr>
+      <w:trPr>
+        <w:cantSplit/>
+        <w:trHeight w:val="624"/>
+      </w:trPr>
+      <w:tc>
+        <w:tcPr>
+          <w:tcW w:w="3471" w:type="dxa"/>
+          <w:tcBorders>
+            <w:top w:val="single" w:sz="4" w:space="0" w:color="FFFFFF"/>
+            <w:left w:val="single" w:sz="4" w:space="0" w:color="FFFFFF"/>
+            <w:bottom w:val="single" w:sz="4" w:space="0" w:color="FFFFFF"/>
+            <w:right w:val="single" w:sz="4" w:space="0" w:color="FFFFFF"/>
+          </w:tcBorders>
+        </w:tcPr>
+        <w:p>
+          <w:pPr>
+            <w:pStyle w:val="ADRESSEpieddepage"/>
+            <w:rPr>
+              <w:rFonts w:ascii="Arial" w:hAnsi="Arial" w:cs="Arial"/>
+            </w:rPr>
+          </w:pPr>
+          <w:r>
+            <w:rPr>
+              <w:rFonts w:ascii="Arial" w:hAnsi="Arial" w:cs="Arial"/>
+            </w:rPr>
+            <w:t>Faculté de médecine</w:t>
+          </w:r>
+          <w:r>
+            <w:rPr>
+              <w:rFonts w:ascii="Arial" w:hAnsi="Arial" w:cs="Arial"/>
+            </w:rPr>
+            <w:br/>
+            <w:t xml:space="preserve">10 bd Tonnellé </w:t>
+          </w:r>
+          <w:r>
+            <w:rPr>
+              <w:rFonts w:ascii="Arial" w:hAnsi="Arial" w:cs="Arial"/>
+            </w:rPr>
+            <w:br/>
+            <w:t>BP 3223</w:t>
+          </w:r>
+          <w:r>
+            <w:rPr>
+              <w:rFonts w:ascii="Arial" w:hAnsi="Arial" w:cs="Arial"/>
+            </w:rPr>
+            <w:br/>
+            <w:t>37032 Tours cedex 1</w:t>
+          </w:r>
+        </w:p>
+      </w:tc>
+      <w:tc>
+        <w:tcPr>
+          <w:tcW w:w="1525" w:type="dxa"/>
+          <w:tcBorders>
+            <w:top w:val="single" w:sz="4" w:space="0" w:color="FFFFFF"/>
+            <w:left w:val="single" w:sz="4" w:space="0" w:color="FFFFFF"/>
+            <w:bottom w:val="single" w:sz="4" w:space="0" w:color="FFFFFF"/>
+            <w:right w:val="single" w:sz="4" w:space="0" w:color="FFFFFF"/>
+          </w:tcBorders>
+        </w:tcPr>
+        <w:p>
+          <w:pPr>
+            <w:pStyle w:val="ADRESSEpieddepage"/>
+            <w:rPr>
+              <w:rFonts w:ascii="Arial" w:hAnsi="Arial" w:cs="Arial"/>
+            </w:rPr>
+          </w:pPr>
+          <w:r>
+            <w:rPr>
+              <w:rFonts w:ascii="Arial" w:hAnsi="Arial" w:cs="Arial"/>
+            </w:rPr>
+            <w:t>02 47 36 61 36</w:t>
+          </w:r>
+        </w:p>
+        <w:p>
+          <w:pPr>
+            <w:pStyle w:val="ADRESSEpieddepage"/>
+            <w:rPr>
+              <w:rFonts w:ascii="Arial" w:hAnsi="Arial" w:cs="Arial"/>
+            </w:rPr>
+          </w:pPr>
+          <w:r>
+            <w:rPr>
+              <w:rFonts w:ascii="Arial" w:hAnsi="Arial" w:cs="Arial"/>
+            </w:rPr>
+            <w:t>02 47 36 60 40</w:t>
+          </w:r>
+        </w:p>
+      </w:tc>
+      <w:tc>
+        <w:tcPr>
+          <w:tcW w:w="3362" w:type="dxa"/>
+          <w:tcBorders>
+            <w:top w:val="single" w:sz="4" w:space="0" w:color="FFFFFF"/>
+            <w:left w:val="single" w:sz="4" w:space="0" w:color="FFFFFF"/>
+            <w:bottom w:val="single" w:sz="4" w:space="0" w:color="FFFFFF"/>
+            <w:right w:val="single" w:sz="4" w:space="0" w:color="FFFFFF"/>
+          </w:tcBorders>
+        </w:tcPr>
+        <w:p>
+          <w:pPr>
+            <w:pStyle w:val="ADRESSEpieddepage"/>
+            <w:rPr>
+              <w:rFonts w:ascii="Arial" w:hAnsi="Arial" w:cs="Arial"/>
+              <w:color w:val="0563C1"/>
+              <w:u w:val="single"/>
+            </w:rPr>
+          </w:pPr>
+          <w:hyperlink r:id="rId1">
+            <w:r>
+              <w:rPr>
+                <w:rStyle w:val="Lienhypertexte"/>
+                <w:rFonts w:ascii="Arial" w:hAnsi="Arial" w:cs="Arial"/>
+              </w:rPr>
+              <w:t>christophe.destrieux@univ-tours.fr</w:t>
+            </w:r>
+          </w:hyperlink>
+        </w:p>
+        <w:p>
+          <w:pPr>
+            <w:pStyle w:val="ADRESSEpieddepage"/>
+            <w:rPr>
+              <w:rFonts w:ascii="Arial" w:hAnsi="Arial" w:cs="Arial"/>
+            </w:rPr>
+          </w:pPr>
+          <w:hyperlink r:id="rId2">
+            <w:r>
+              <w:rPr>
+                <w:rStyle w:val="Lienhypertexte"/>
+                <w:rFonts w:ascii="Arial" w:hAnsi="Arial" w:cs="Arial"/>
+              </w:rPr>
+              <w:t>carine.beausse@univ-tours.fr</w:t>
+            </w:r>
+          </w:hyperlink>
+        </w:p>
+      </w:tc>
+      <w:tc>
+        <w:tcPr>
+          <w:tcW w:w="1976" w:type="dxa"/>
+          <w:tcBorders>
+            <w:top w:val="single" w:sz="4" w:space="0" w:color="FFFFFF"/>
+            <w:left w:val="single" w:sz="4" w:space="0" w:color="FFFFFF"/>
+            <w:bottom w:val="single" w:sz="4" w:space="0" w:color="FFFFFF"/>
+            <w:right w:val="single" w:sz="4" w:space="0" w:color="FFFFFF"/>
+          </w:tcBorders>
+        </w:tcPr>
+        <w:p>
+          <w:pPr>
+            <w:pStyle w:val="ADRESSEpieddepage"/>
+            <w:rPr>
+              <w:rFonts w:ascii="Arial" w:hAnsi="Arial" w:cs="Arial"/>
+            </w:rPr>
+          </w:pPr>
+          <w:hyperlink r:id="rId3">
+            <w:r>
+              <w:rPr>
+                <w:rStyle w:val="Lienhypertexte"/>
+                <w:rFonts w:ascii="Arial" w:hAnsi="Arial" w:cs="Arial"/>
+              </w:rPr>
+              <w:t>dons-corps.univ-tours.fr</w:t>
+            </w:r>
+          </w:hyperlink>
+        </w:p>
+        <w:p>
+          <w:pPr>
+            <w:pStyle w:val="ADRESSEpieddepage"/>
+            <w:rPr>
+              <w:rFonts w:ascii="Arial" w:hAnsi="Arial" w:cs="Arial"/>
+            </w:rPr>
+          </w:pPr>
+        </w:p>
+      </w:tc>
+    </w:tr>
+  </w:tbl>
   <w:p>
     <w:pPr>
-      <w:pStyle w:val="Pieddepage"/>
+      <w:pStyle w:val="ADRESSEpieddepage"/>
+      <w:rPr>
+        <w:rFonts w:ascii="Arial" w:hAnsi="Arial" w:cs="Arial"/>
+      </w:rPr>
     </w:pPr>
   </w:p>
 </w:ftr>
@@ -1685,9 +2700,56 @@
 <file path=word/header2.xml><?xml version="1.0" encoding="utf-8"?>
 <w:hdr xmlns:wpc="http://schemas.microsoft.com/office/word/2010/wordprocessingCanvas" xmlns:cx="http://schemas.microsoft.com/office/drawing/2014/chartex" xmlns:cx1="http://schemas.microsoft.com/office/drawing/2015/9/8/chartex" xmlns:cx2="http://schemas.microsoft.com/office/drawing/2015/10/21/chartex" xmlns:cx3="http://schemas.microsoft.com/office/drawing/2016/5/9/chartex" xmlns:cx4="http://schemas.microsoft.com/office/drawing/2016/5/10/chartex" xmlns:cx5="http://schemas.microsoft.com/office/drawing/2016/5/11/chartex" xmlns:cx6="http://schemas.microsoft.com/office/drawing/2016/5/12/chartex" xmlns:cx7="http://schemas.microsoft.com/office/drawing/2016/5/13/chartex" xmlns:cx8="http://schemas.microsoft.com/office/drawing/2016/5/14/chartex" xmlns:mc="http://schemas.openxmlformats.org/markup-compatibility/2006" xmlns:aink="http://schemas.microsoft.com/office/drawing/2016/ink" xmlns:am3d="http://schemas.microsoft.com/office/drawing/2017/model3d" xmlns:o="urn:schemas-microsoft-com:office:office" xmlns:oel="http://schemas.microsoft.com/office/2019/extlst" xmlns:r="http://schemas.openxmlformats.org/officeDocument/2006/relationships" xmlns:m="http://schemas.openxmlformats.org/officeDocument/2006/math" xmlns:v="urn:schemas-microsoft-com:vml" xmlns:wp14="http://schemas.microsoft.com/office/word/2010/wordprocessingDrawing" xmlns:wp="http://schemas.openxmlformats.org/drawingml/2006/wordprocessingDrawing" xmlns:w10="urn:schemas-microsoft-com:office:word" xmlns:w="http://schemas.openxmlformats.org/wordprocessingml/2006/main" xmlns:w14="http://schemas.microsoft.com/office/word/2010/wordml" xmlns:w15="http://schemas.microsoft.com/office/word/2012/wordml" xmlns:w16cex="http://schemas.microsoft.com/office/word/2018/wordml/cex" xmlns:w16cid="http://schemas.microsoft.com/office/word/2016/wordml/cid" xmlns:w16="http://schemas.microsoft.com/office/word/2018/wordml" xmlns:w16du="http://schemas.microsoft.com/office/word/2023/wordml/word16du" xmlns:w16sdtdh="http://schemas.microsoft.com/office/word/2020/wordml/sdtdatahash" xmlns:w16sdtfl="http://schemas.microsoft.com/office/word/2024/wordml/sdtformatlock" xmlns:w16se="http://schemas.microsoft.com/office/word/2015/wordml/symex" xmlns:wpg="http://schemas.microsoft.com/office/word/2010/wordprocessingGroup" xmlns:wpi="http://schemas.microsoft.com/office/word/2010/wordprocessingInk" xmlns:wne="http://schemas.microsoft.com/office/word/2006/wordml" xmlns:wps="http://schemas.microsoft.com/office/word/2010/wordprocessingShape" mc:Ignorable="w14 w15 w16se w16cid w16 w16cex w16sdtdh w16sdtfl w16du wp14">
   <w:p>
-    <w:pPr>
-      <w:pStyle w:val="En-tte"/>
-    </w:pPr>
+    <w:r>
+      <w:rPr>
+        <w:noProof/>
+      </w:rPr>
+      <w:drawing>
+        <wp:anchor distT="0" distB="0" distL="0" distR="0" simplePos="0" relativeHeight="251658240" behindDoc="1" locked="0" layoutInCell="1" allowOverlap="1" wp14:anchorId="7F2551C4" wp14:editId="55BEC92F">
+          <wp:simplePos x="0" y="0"/>
+          <wp:positionH relativeFrom="column">
+            <wp:posOffset>-418465</wp:posOffset>
+          </wp:positionH>
+          <wp:positionV relativeFrom="paragraph">
+            <wp:posOffset>-418465</wp:posOffset>
+          </wp:positionV>
+          <wp:extent cx="7571105" cy="10713720"/>
+          <wp:effectExtent l="0" t="0" r="0" b="0"/>
+          <wp:wrapNone/>
+          <wp:docPr id="1" name="Image 4"/>
+          <wp:cNvGraphicFramePr>
+            <a:graphicFrameLocks xmlns:a="http://schemas.openxmlformats.org/drawingml/2006/main" noChangeAspect="1"/>
+          </wp:cNvGraphicFramePr>
+          <a:graphic xmlns:a="http://schemas.openxmlformats.org/drawingml/2006/main">
+            <a:graphicData uri="http://schemas.openxmlformats.org/drawingml/2006/picture">
+              <pic:pic xmlns:pic="http://schemas.openxmlformats.org/drawingml/2006/picture">
+                <pic:nvPicPr>
+                  <pic:cNvPr id="1" name="Image 4"/>
+                  <pic:cNvPicPr>
+                    <a:picLocks noChangeAspect="1" noChangeArrowheads="1"/>
+                  </pic:cNvPicPr>
+                </pic:nvPicPr>
+                <pic:blipFill>
+                  <a:blip r:embed="rId1"/>
+                  <a:stretch>
+                    <a:fillRect/>
+                  </a:stretch>
+                </pic:blipFill>
+                <pic:spPr bwMode="auto">
+                  <a:xfrm>
+                    <a:off x="0" y="0"/>
+                    <a:ext cx="7571105" cy="10713720"/>
+                  </a:xfrm>
+                  <a:prstGeom prst="rect">
+                    <a:avLst/>
+                  </a:prstGeom>
+                </pic:spPr>
+              </pic:pic>
+            </a:graphicData>
+          </a:graphic>
+        </wp:anchor>
+      </w:drawing>
+    </w:r>
   </w:p>
 </w:hdr>
 </file>
@@ -1698,6 +2760,56 @@
     <w:pPr>
       <w:pStyle w:val="En-tte"/>
     </w:pPr>
+    <w:r>
+      <w:rPr>
+        <w:noProof/>
+      </w:rPr>
+      <w:drawing>
+        <wp:anchor distT="0" distB="0" distL="0" distR="0" simplePos="0" relativeHeight="2" behindDoc="1" locked="0" layoutInCell="1" allowOverlap="1" wp14:anchorId="1338E904" wp14:editId="0950093C">
+          <wp:simplePos x="0" y="0"/>
+          <wp:positionH relativeFrom="column">
+            <wp:posOffset>-417830</wp:posOffset>
+          </wp:positionH>
+          <wp:positionV relativeFrom="paragraph">
+            <wp:posOffset>-417830</wp:posOffset>
+          </wp:positionV>
+          <wp:extent cx="7571105" cy="10713720"/>
+          <wp:effectExtent l="0" t="0" r="0" b="0"/>
+          <wp:wrapNone/>
+          <wp:docPr id="2" name="Image 1"/>
+          <wp:cNvGraphicFramePr>
+            <a:graphicFrameLocks xmlns:a="http://schemas.openxmlformats.org/drawingml/2006/main" noChangeAspect="1"/>
+          </wp:cNvGraphicFramePr>
+          <a:graphic xmlns:a="http://schemas.openxmlformats.org/drawingml/2006/main">
+            <a:graphicData uri="http://schemas.openxmlformats.org/drawingml/2006/picture">
+              <pic:pic xmlns:pic="http://schemas.openxmlformats.org/drawingml/2006/picture">
+                <pic:nvPicPr>
+                  <pic:cNvPr id="2" name="Image 1"/>
+                  <pic:cNvPicPr>
+                    <a:picLocks noChangeAspect="1" noChangeArrowheads="1"/>
+                  </pic:cNvPicPr>
+                </pic:nvPicPr>
+                <pic:blipFill>
+                  <a:blip r:embed="rId1"/>
+                  <a:stretch>
+                    <a:fillRect/>
+                  </a:stretch>
+                </pic:blipFill>
+                <pic:spPr bwMode="auto">
+                  <a:xfrm>
+                    <a:off x="0" y="0"/>
+                    <a:ext cx="7571105" cy="10713720"/>
+                  </a:xfrm>
+                  <a:prstGeom prst="rect">
+                    <a:avLst/>
+                  </a:prstGeom>
+                </pic:spPr>
+              </pic:pic>
+            </a:graphicData>
+          </a:graphic>
+        </wp:anchor>
+      </w:drawing>
+    </w:r>
   </w:p>
 </w:hdr>
 </file>
